--- a/edu/uploads/vedomosti/document.docx
+++ b/edu/uploads/vedomosti/document.docx
@@ -99,7 +99,7 @@
           <w:sz w:val="24"/>
           <w:lang w:val="ru-RU"/>
         </w:rPr>
-        <w:t xml:space="preserve">ЭКЗАМЕНАЦИОННАЯ ВЕДОМОСТЬ</w:t>
+        <w:t xml:space="preserve">ЗАЧЕТНАЯ ВЕДОМОСТЬ</w:t>
       </w:r>
       <w:r>
         <w:rPr>
@@ -148,7 +148,7 @@
           <w:sz w:val="20"/>
           <w:szCs w:val="22"/>
         </w:rPr>
-        <w:t xml:space="preserve">Индекс модуля, по дисциплине и (или) модулю ООД01 Русский язык</w:t>
+        <w:t xml:space="preserve">Индекс модуля, по дисциплине и (или) модулю РО 1.1. Укреплять здоровье и соблюдать принципы здорового образа жизни</w:t>
       </w:r>
       <w:r>
         <w:rPr>
@@ -191,7 +191,7 @@
           <w:sz w:val="20"/>
           <w:szCs w:val="22"/>
         </w:rPr>
-        <w:t xml:space="preserve">«1» курса группы ПВТ-9-25</w:t>
+        <w:t xml:space="preserve">«1» курса группы ТПП-11-25</w:t>
       </w:r>
       <w:r>
         <w:rPr>
@@ -271,7 +271,7 @@
           <w:rFonts w:ascii="Times New Roman" w:hAnsi="Times New Roman"/>
           <w:sz w:val="20"/>
         </w:rPr>
-        <w:t xml:space="preserve">Специальность: 06130100 Программное обеспечение (по видам)</w:t>
+        <w:t xml:space="preserve">Специальность: 07220500 Производство шин</w:t>
       </w:r>
       <w:r>
         <w:rPr>
@@ -296,7 +296,7 @@
           <w:rFonts w:ascii="Times New Roman" w:hAnsi="Times New Roman"/>
           <w:sz w:val="20"/>
         </w:rPr>
-        <w:t xml:space="preserve">Квалификация: 4S06130103 Разработчик программного обеспечения; 3W06130102 Web- дизайнер</w:t>
+        <w:t xml:space="preserve">Квалификация: 3W07220501 Сборщик-формовщик покрышек; 3W07220503 Прессовщик-вулканизаторщик; 4S07220504 Техник-технолог</w:t>
       </w:r>
       <w:r>
         <w:rPr>
@@ -338,7 +338,7 @@
           <w:szCs w:val="22"/>
           <w:lang w:val="ru-RU"/>
         </w:rPr>
-        <w:t xml:space="preserve">Преподаватель: Абеуова Меруерт Зарухановна</w:t>
+        <w:t xml:space="preserve">Преподаватель: </w:t>
       </w:r>
       <w:r>
         <w:rPr>
@@ -1669,7 +1669,7 @@
                 <w:rFonts w:ascii="Times New Roman" w:hAnsi="Times New Roman"/>
                 <w:sz w:val="16"/>
               </w:rPr>
-              <w:t xml:space="preserve">90</w:t>
+              <w:t xml:space="preserve">76</w:t>
             </w:r>
           </w:p>
         </w:tc>
@@ -1691,7 +1691,7 @@
                 <w:rFonts w:ascii="Times New Roman" w:hAnsi="Times New Roman"/>
                 <w:sz w:val="16"/>
               </w:rPr>
-              <w:t xml:space="preserve">A-</w:t>
+              <w:t xml:space="preserve">B-</w:t>
             </w:r>
           </w:p>
         </w:tc>
@@ -1713,7 +1713,7 @@
                 <w:rFonts w:ascii="Times New Roman" w:hAnsi="Times New Roman"/>
                 <w:sz w:val="16"/>
               </w:rPr>
-              <w:t xml:space="preserve">3.67</w:t>
+              <w:t xml:space="preserve">2.67</w:t>
             </w:r>
           </w:p>
         </w:tc>
@@ -1735,7 +1735,7 @@
                 <w:rFonts w:ascii="Times New Roman" w:hAnsi="Times New Roman"/>
                 <w:sz w:val="16"/>
               </w:rPr>
-              <w:t xml:space="preserve">БАРСУКОВ АНТОН ВАСИЛЬЕВИЧ</w:t>
+              <w:t xml:space="preserve">Мукажанов Эзиз Азатович</w:t>
             </w:r>
           </w:p>
         </w:tc>
@@ -1757,7 +1757,7 @@
                 <w:rFonts w:ascii="Times New Roman" w:hAnsi="Times New Roman"/>
                 <w:sz w:val="16"/>
               </w:rPr>
-              <w:t xml:space="preserve">90</w:t>
+              <w:t xml:space="preserve">76</w:t>
             </w:r>
           </w:p>
         </w:tc>
@@ -1779,7 +1779,7 @@
                 <w:rFonts w:ascii="Times New Roman" w:hAnsi="Times New Roman"/>
                 <w:sz w:val="16"/>
               </w:rPr>
-              <w:t xml:space="preserve">A-</w:t>
+              <w:t xml:space="preserve">B-</w:t>
             </w:r>
           </w:p>
         </w:tc>
@@ -1801,7 +1801,7 @@
                 <w:rFonts w:ascii="Times New Roman" w:hAnsi="Times New Roman"/>
                 <w:sz w:val="16"/>
               </w:rPr>
-              <w:t xml:space="preserve">3.67</w:t>
+              <w:t xml:space="preserve">2.67</w:t>
             </w:r>
           </w:p>
         </w:tc>
@@ -1823,7 +1823,7 @@
                 <w:rFonts w:ascii="Times New Roman" w:hAnsi="Times New Roman"/>
                 <w:sz w:val="16"/>
               </w:rPr>
-              <w:t xml:space="preserve">90</w:t>
+              <w:t xml:space="preserve">76</w:t>
             </w:r>
           </w:p>
         </w:tc>
@@ -1845,7 +1845,7 @@
                 <w:rFonts w:ascii="Times New Roman" w:hAnsi="Times New Roman"/>
                 <w:sz w:val="16"/>
               </w:rPr>
-              <w:t xml:space="preserve">A-</w:t>
+              <w:t xml:space="preserve">B-</w:t>
             </w:r>
           </w:p>
         </w:tc>
@@ -1867,7 +1867,7 @@
                 <w:rFonts w:ascii="Times New Roman" w:hAnsi="Times New Roman"/>
                 <w:sz w:val="16"/>
               </w:rPr>
-              <w:t xml:space="preserve">3.67</w:t>
+              <w:t xml:space="preserve">2.67</w:t>
             </w:r>
           </w:p>
         </w:tc>
@@ -1889,7 +1889,7 @@
                 <w:rFonts w:ascii="Times New Roman" w:hAnsi="Times New Roman"/>
                 <w:sz w:val="16"/>
               </w:rPr>
-              <w:t xml:space="preserve">90</w:t>
+              <w:t xml:space="preserve">76</w:t>
             </w:r>
           </w:p>
         </w:tc>
@@ -1911,7 +1911,7 @@
                 <w:rFonts w:ascii="Times New Roman" w:hAnsi="Times New Roman"/>
                 <w:sz w:val="16"/>
               </w:rPr>
-              <w:t xml:space="preserve">A-</w:t>
+              <w:t xml:space="preserve">B-</w:t>
             </w:r>
           </w:p>
         </w:tc>
@@ -1933,7 +1933,7 @@
                 <w:rFonts w:ascii="Times New Roman" w:hAnsi="Times New Roman"/>
                 <w:sz w:val="16"/>
               </w:rPr>
-              <w:t xml:space="preserve">3.67</w:t>
+              <w:t xml:space="preserve">2.67</w:t>
             </w:r>
           </w:p>
         </w:tc>
@@ -2005,7 +2005,7 @@
                 <w:rFonts w:ascii="Times New Roman" w:hAnsi="Times New Roman"/>
                 <w:sz w:val="16"/>
               </w:rPr>
-              <w:t xml:space="preserve"/>
+              <w:t xml:space="preserve">75</w:t>
             </w:r>
           </w:p>
         </w:tc>
@@ -2027,7 +2027,7 @@
                 <w:rFonts w:ascii="Times New Roman" w:hAnsi="Times New Roman"/>
                 <w:sz w:val="16"/>
               </w:rPr>
-              <w:t xml:space="preserve"/>
+              <w:t xml:space="preserve">B-</w:t>
             </w:r>
           </w:p>
         </w:tc>
@@ -2049,7 +2049,7 @@
                 <w:rFonts w:ascii="Times New Roman" w:hAnsi="Times New Roman"/>
                 <w:sz w:val="16"/>
               </w:rPr>
-              <w:t xml:space="preserve"/>
+              <w:t xml:space="preserve">2.67</w:t>
             </w:r>
           </w:p>
         </w:tc>
@@ -2071,7 +2071,7 @@
                 <w:rFonts w:ascii="Times New Roman" w:hAnsi="Times New Roman"/>
                 <w:sz w:val="16"/>
               </w:rPr>
-              <w:t xml:space="preserve">БОНДАРЬ ДАРЬЯ ВЯЧЕСЛАВОВНА</w:t>
+              <w:t xml:space="preserve">Назарбаев Бауржан Амангельдинович</w:t>
             </w:r>
           </w:p>
         </w:tc>
@@ -2093,7 +2093,7 @@
                 <w:rFonts w:ascii="Times New Roman" w:hAnsi="Times New Roman"/>
                 <w:sz w:val="16"/>
               </w:rPr>
-              <w:t xml:space="preserve"/>
+              <w:t xml:space="preserve">75</w:t>
             </w:r>
           </w:p>
         </w:tc>
@@ -2115,7 +2115,7 @@
                 <w:rFonts w:ascii="Times New Roman" w:hAnsi="Times New Roman"/>
                 <w:sz w:val="16"/>
               </w:rPr>
-              <w:t xml:space="preserve"/>
+              <w:t xml:space="preserve">B-</w:t>
             </w:r>
           </w:p>
         </w:tc>
@@ -2137,7 +2137,7 @@
                 <w:rFonts w:ascii="Times New Roman" w:hAnsi="Times New Roman"/>
                 <w:sz w:val="16"/>
               </w:rPr>
-              <w:t xml:space="preserve"/>
+              <w:t xml:space="preserve">2.67</w:t>
             </w:r>
           </w:p>
         </w:tc>
@@ -2159,7 +2159,7 @@
                 <w:rFonts w:ascii="Times New Roman" w:hAnsi="Times New Roman"/>
                 <w:sz w:val="16"/>
               </w:rPr>
-              <w:t xml:space="preserve"/>
+              <w:t xml:space="preserve">75</w:t>
             </w:r>
           </w:p>
         </w:tc>
@@ -2181,7 +2181,7 @@
                 <w:rFonts w:ascii="Times New Roman" w:hAnsi="Times New Roman"/>
                 <w:sz w:val="16"/>
               </w:rPr>
-              <w:t xml:space="preserve"/>
+              <w:t xml:space="preserve">B-</w:t>
             </w:r>
           </w:p>
         </w:tc>
@@ -2203,7 +2203,7 @@
                 <w:rFonts w:ascii="Times New Roman" w:hAnsi="Times New Roman"/>
                 <w:sz w:val="16"/>
               </w:rPr>
-              <w:t xml:space="preserve"/>
+              <w:t xml:space="preserve">2.67</w:t>
             </w:r>
           </w:p>
         </w:tc>
@@ -2225,7 +2225,7 @@
                 <w:rFonts w:ascii="Times New Roman" w:hAnsi="Times New Roman"/>
                 <w:sz w:val="16"/>
               </w:rPr>
-              <w:t xml:space="preserve"/>
+              <w:t xml:space="preserve">75</w:t>
             </w:r>
           </w:p>
         </w:tc>
@@ -2247,7 +2247,7 @@
                 <w:rFonts w:ascii="Times New Roman" w:hAnsi="Times New Roman"/>
                 <w:sz w:val="16"/>
               </w:rPr>
-              <w:t xml:space="preserve"/>
+              <w:t xml:space="preserve">B-</w:t>
             </w:r>
           </w:p>
         </w:tc>
@@ -2269,7 +2269,7 @@
                 <w:rFonts w:ascii="Times New Roman" w:hAnsi="Times New Roman"/>
                 <w:sz w:val="16"/>
               </w:rPr>
-              <w:t xml:space="preserve"/>
+              <w:t xml:space="preserve">2.67</w:t>
             </w:r>
           </w:p>
         </w:tc>
@@ -2341,7 +2341,7 @@
                 <w:rFonts w:ascii="Times New Roman" w:hAnsi="Times New Roman"/>
                 <w:sz w:val="16"/>
               </w:rPr>
-              <w:t xml:space="preserve"/>
+              <w:t xml:space="preserve">100</w:t>
             </w:r>
           </w:p>
         </w:tc>
@@ -2363,7 +2363,7 @@
                 <w:rFonts w:ascii="Times New Roman" w:hAnsi="Times New Roman"/>
                 <w:sz w:val="16"/>
               </w:rPr>
-              <w:t xml:space="preserve"/>
+              <w:t xml:space="preserve">A</w:t>
             </w:r>
           </w:p>
         </w:tc>
@@ -2385,7 +2385,7 @@
                 <w:rFonts w:ascii="Times New Roman" w:hAnsi="Times New Roman"/>
                 <w:sz w:val="16"/>
               </w:rPr>
-              <w:t xml:space="preserve"/>
+              <w:t xml:space="preserve">4.00</w:t>
             </w:r>
           </w:p>
         </w:tc>
@@ -2407,7 +2407,7 @@
                 <w:rFonts w:ascii="Times New Roman" w:hAnsi="Times New Roman"/>
                 <w:sz w:val="16"/>
               </w:rPr>
-              <w:t xml:space="preserve">БУЦУГОВ МАКСИМ АНДРЕЕВИЧ</w:t>
+              <w:t xml:space="preserve">Пильщиков Владимир Александрович</w:t>
             </w:r>
           </w:p>
         </w:tc>
@@ -2429,7 +2429,7 @@
                 <w:rFonts w:ascii="Times New Roman" w:hAnsi="Times New Roman"/>
                 <w:sz w:val="16"/>
               </w:rPr>
-              <w:t xml:space="preserve"/>
+              <w:t xml:space="preserve">100</w:t>
             </w:r>
           </w:p>
         </w:tc>
@@ -2451,7 +2451,7 @@
                 <w:rFonts w:ascii="Times New Roman" w:hAnsi="Times New Roman"/>
                 <w:sz w:val="16"/>
               </w:rPr>
-              <w:t xml:space="preserve"/>
+              <w:t xml:space="preserve">A</w:t>
             </w:r>
           </w:p>
         </w:tc>
@@ -2473,7 +2473,7 @@
                 <w:rFonts w:ascii="Times New Roman" w:hAnsi="Times New Roman"/>
                 <w:sz w:val="16"/>
               </w:rPr>
-              <w:t xml:space="preserve"/>
+              <w:t xml:space="preserve">4.00</w:t>
             </w:r>
           </w:p>
         </w:tc>
@@ -2495,7 +2495,7 @@
                 <w:rFonts w:ascii="Times New Roman" w:hAnsi="Times New Roman"/>
                 <w:sz w:val="16"/>
               </w:rPr>
-              <w:t xml:space="preserve"/>
+              <w:t xml:space="preserve">100</w:t>
             </w:r>
           </w:p>
         </w:tc>
@@ -2517,7 +2517,7 @@
                 <w:rFonts w:ascii="Times New Roman" w:hAnsi="Times New Roman"/>
                 <w:sz w:val="16"/>
               </w:rPr>
-              <w:t xml:space="preserve"/>
+              <w:t xml:space="preserve">A</w:t>
             </w:r>
           </w:p>
         </w:tc>
@@ -2539,7 +2539,7 @@
                 <w:rFonts w:ascii="Times New Roman" w:hAnsi="Times New Roman"/>
                 <w:sz w:val="16"/>
               </w:rPr>
-              <w:t xml:space="preserve"/>
+              <w:t xml:space="preserve">4.00</w:t>
             </w:r>
           </w:p>
         </w:tc>
@@ -2561,7 +2561,7 @@
                 <w:rFonts w:ascii="Times New Roman" w:hAnsi="Times New Roman"/>
                 <w:sz w:val="16"/>
               </w:rPr>
-              <w:t xml:space="preserve"/>
+              <w:t xml:space="preserve">100</w:t>
             </w:r>
           </w:p>
         </w:tc>
@@ -2583,7 +2583,7 @@
                 <w:rFonts w:ascii="Times New Roman" w:hAnsi="Times New Roman"/>
                 <w:sz w:val="16"/>
               </w:rPr>
-              <w:t xml:space="preserve"/>
+              <w:t xml:space="preserve">A</w:t>
             </w:r>
           </w:p>
         </w:tc>
@@ -2605,7 +2605,7 @@
                 <w:rFonts w:ascii="Times New Roman" w:hAnsi="Times New Roman"/>
                 <w:sz w:val="16"/>
               </w:rPr>
-              <w:t xml:space="preserve"/>
+              <w:t xml:space="preserve">4.00</w:t>
             </w:r>
           </w:p>
         </w:tc>
@@ -2677,7 +2677,7 @@
                 <w:rFonts w:ascii="Times New Roman" w:hAnsi="Times New Roman"/>
                 <w:sz w:val="16"/>
               </w:rPr>
-              <w:t xml:space="preserve"/>
+              <w:t xml:space="preserve">94</w:t>
             </w:r>
           </w:p>
         </w:tc>
@@ -2699,7 +2699,7 @@
                 <w:rFonts w:ascii="Times New Roman" w:hAnsi="Times New Roman"/>
                 <w:sz w:val="16"/>
               </w:rPr>
-              <w:t xml:space="preserve"/>
+              <w:t xml:space="preserve">A-</w:t>
             </w:r>
           </w:p>
         </w:tc>
@@ -2721,7 +2721,7 @@
                 <w:rFonts w:ascii="Times New Roman" w:hAnsi="Times New Roman"/>
                 <w:sz w:val="16"/>
               </w:rPr>
-              <w:t xml:space="preserve"/>
+              <w:t xml:space="preserve">3.67</w:t>
             </w:r>
           </w:p>
         </w:tc>
@@ -2743,7 +2743,7 @@
                 <w:rFonts w:ascii="Times New Roman" w:hAnsi="Times New Roman"/>
                 <w:sz w:val="16"/>
               </w:rPr>
-              <w:t xml:space="preserve">ВАСИЛЁНОК ДМИТРИЙ АЛЕКСАНДРОВИЧ</w:t>
+              <w:t xml:space="preserve">Рымхан Мейірхан Меделханұлы</w:t>
             </w:r>
           </w:p>
         </w:tc>
@@ -2765,7 +2765,7 @@
                 <w:rFonts w:ascii="Times New Roman" w:hAnsi="Times New Roman"/>
                 <w:sz w:val="16"/>
               </w:rPr>
-              <w:t xml:space="preserve"/>
+              <w:t xml:space="preserve">94</w:t>
             </w:r>
           </w:p>
         </w:tc>
@@ -2787,7 +2787,7 @@
                 <w:rFonts w:ascii="Times New Roman" w:hAnsi="Times New Roman"/>
                 <w:sz w:val="16"/>
               </w:rPr>
-              <w:t xml:space="preserve"/>
+              <w:t xml:space="preserve">A-</w:t>
             </w:r>
           </w:p>
         </w:tc>
@@ -2809,7 +2809,7 @@
                 <w:rFonts w:ascii="Times New Roman" w:hAnsi="Times New Roman"/>
                 <w:sz w:val="16"/>
               </w:rPr>
-              <w:t xml:space="preserve"/>
+              <w:t xml:space="preserve">3.67</w:t>
             </w:r>
           </w:p>
         </w:tc>
@@ -2831,7 +2831,7 @@
                 <w:rFonts w:ascii="Times New Roman" w:hAnsi="Times New Roman"/>
                 <w:sz w:val="16"/>
               </w:rPr>
-              <w:t xml:space="preserve"/>
+              <w:t xml:space="preserve">94</w:t>
             </w:r>
           </w:p>
         </w:tc>
@@ -2853,7 +2853,7 @@
                 <w:rFonts w:ascii="Times New Roman" w:hAnsi="Times New Roman"/>
                 <w:sz w:val="16"/>
               </w:rPr>
-              <w:t xml:space="preserve"/>
+              <w:t xml:space="preserve">A-</w:t>
             </w:r>
           </w:p>
         </w:tc>
@@ -2875,7 +2875,7 @@
                 <w:rFonts w:ascii="Times New Roman" w:hAnsi="Times New Roman"/>
                 <w:sz w:val="16"/>
               </w:rPr>
-              <w:t xml:space="preserve"/>
+              <w:t xml:space="preserve">3.67</w:t>
             </w:r>
           </w:p>
         </w:tc>
@@ -2897,7 +2897,7 @@
                 <w:rFonts w:ascii="Times New Roman" w:hAnsi="Times New Roman"/>
                 <w:sz w:val="16"/>
               </w:rPr>
-              <w:t xml:space="preserve"/>
+              <w:t xml:space="preserve">94</w:t>
             </w:r>
           </w:p>
         </w:tc>
@@ -2919,7 +2919,7 @@
                 <w:rFonts w:ascii="Times New Roman" w:hAnsi="Times New Roman"/>
                 <w:sz w:val="16"/>
               </w:rPr>
-              <w:t xml:space="preserve"/>
+              <w:t xml:space="preserve">A-</w:t>
             </w:r>
           </w:p>
         </w:tc>
@@ -2941,7 +2941,7 @@
                 <w:rFonts w:ascii="Times New Roman" w:hAnsi="Times New Roman"/>
                 <w:sz w:val="16"/>
               </w:rPr>
-              <w:t xml:space="preserve"/>
+              <w:t xml:space="preserve">3.67</w:t>
             </w:r>
           </w:p>
         </w:tc>
@@ -3013,7 +3013,7 @@
                 <w:rFonts w:ascii="Times New Roman" w:hAnsi="Times New Roman"/>
                 <w:sz w:val="16"/>
               </w:rPr>
-              <w:t xml:space="preserve"/>
+              <w:t xml:space="preserve">74</w:t>
             </w:r>
           </w:p>
         </w:tc>
@@ -3035,7 +3035,7 @@
                 <w:rFonts w:ascii="Times New Roman" w:hAnsi="Times New Roman"/>
                 <w:sz w:val="16"/>
               </w:rPr>
-              <w:t xml:space="preserve"/>
+              <w:t xml:space="preserve">C+</w:t>
             </w:r>
           </w:p>
         </w:tc>
@@ -3057,7 +3057,7 @@
                 <w:rFonts w:ascii="Times New Roman" w:hAnsi="Times New Roman"/>
                 <w:sz w:val="16"/>
               </w:rPr>
-              <w:t xml:space="preserve"/>
+              <w:t xml:space="preserve">2.33</w:t>
             </w:r>
           </w:p>
         </w:tc>
@@ -3079,7 +3079,7 @@
                 <w:rFonts w:ascii="Times New Roman" w:hAnsi="Times New Roman"/>
                 <w:sz w:val="16"/>
               </w:rPr>
-              <w:t xml:space="preserve">ГАЙНУТДИНОВ МАРК МАКСИМОВИЧ</w:t>
+              <w:t xml:space="preserve">Рябцев Алексей Владимирович</w:t>
             </w:r>
           </w:p>
         </w:tc>
@@ -3101,7 +3101,7 @@
                 <w:rFonts w:ascii="Times New Roman" w:hAnsi="Times New Roman"/>
                 <w:sz w:val="16"/>
               </w:rPr>
-              <w:t xml:space="preserve"/>
+              <w:t xml:space="preserve">74</w:t>
             </w:r>
           </w:p>
         </w:tc>
@@ -3123,7 +3123,7 @@
                 <w:rFonts w:ascii="Times New Roman" w:hAnsi="Times New Roman"/>
                 <w:sz w:val="16"/>
               </w:rPr>
-              <w:t xml:space="preserve"/>
+              <w:t xml:space="preserve">C+</w:t>
             </w:r>
           </w:p>
         </w:tc>
@@ -3145,7 +3145,7 @@
                 <w:rFonts w:ascii="Times New Roman" w:hAnsi="Times New Roman"/>
                 <w:sz w:val="16"/>
               </w:rPr>
-              <w:t xml:space="preserve"/>
+              <w:t xml:space="preserve">2.33</w:t>
             </w:r>
           </w:p>
         </w:tc>
@@ -3167,7 +3167,7 @@
                 <w:rFonts w:ascii="Times New Roman" w:hAnsi="Times New Roman"/>
                 <w:sz w:val="16"/>
               </w:rPr>
-              <w:t xml:space="preserve"/>
+              <w:t xml:space="preserve">74</w:t>
             </w:r>
           </w:p>
         </w:tc>
@@ -3189,7 +3189,7 @@
                 <w:rFonts w:ascii="Times New Roman" w:hAnsi="Times New Roman"/>
                 <w:sz w:val="16"/>
               </w:rPr>
-              <w:t xml:space="preserve"/>
+              <w:t xml:space="preserve">C+</w:t>
             </w:r>
           </w:p>
         </w:tc>
@@ -3211,7 +3211,7 @@
                 <w:rFonts w:ascii="Times New Roman" w:hAnsi="Times New Roman"/>
                 <w:sz w:val="16"/>
               </w:rPr>
-              <w:t xml:space="preserve"/>
+              <w:t xml:space="preserve">2.33</w:t>
             </w:r>
           </w:p>
         </w:tc>
@@ -3233,7 +3233,7 @@
                 <w:rFonts w:ascii="Times New Roman" w:hAnsi="Times New Roman"/>
                 <w:sz w:val="16"/>
               </w:rPr>
-              <w:t xml:space="preserve"/>
+              <w:t xml:space="preserve">74</w:t>
             </w:r>
           </w:p>
         </w:tc>
@@ -3255,7 +3255,7 @@
                 <w:rFonts w:ascii="Times New Roman" w:hAnsi="Times New Roman"/>
                 <w:sz w:val="16"/>
               </w:rPr>
-              <w:t xml:space="preserve"/>
+              <w:t xml:space="preserve">C+</w:t>
             </w:r>
           </w:p>
         </w:tc>
@@ -3277,7 +3277,7 @@
                 <w:rFonts w:ascii="Times New Roman" w:hAnsi="Times New Roman"/>
                 <w:sz w:val="16"/>
               </w:rPr>
-              <w:t xml:space="preserve"/>
+              <w:t xml:space="preserve">2.33</w:t>
             </w:r>
           </w:p>
         </w:tc>
@@ -3349,7 +3349,7 @@
                 <w:rFonts w:ascii="Times New Roman" w:hAnsi="Times New Roman"/>
                 <w:sz w:val="16"/>
               </w:rPr>
-              <w:t xml:space="preserve"/>
+              <w:t xml:space="preserve">81</w:t>
             </w:r>
           </w:p>
         </w:tc>
@@ -3371,7 +3371,7 @@
                 <w:rFonts w:ascii="Times New Roman" w:hAnsi="Times New Roman"/>
                 <w:sz w:val="16"/>
               </w:rPr>
-              <w:t xml:space="preserve"/>
+              <w:t xml:space="preserve">B</w:t>
             </w:r>
           </w:p>
         </w:tc>
@@ -3393,7 +3393,7 @@
                 <w:rFonts w:ascii="Times New Roman" w:hAnsi="Times New Roman"/>
                 <w:sz w:val="16"/>
               </w:rPr>
-              <w:t xml:space="preserve"/>
+              <w:t xml:space="preserve">3.00</w:t>
             </w:r>
           </w:p>
         </w:tc>
@@ -3415,7 +3415,7 @@
                 <w:rFonts w:ascii="Times New Roman" w:hAnsi="Times New Roman"/>
                 <w:sz w:val="16"/>
               </w:rPr>
-              <w:t xml:space="preserve">ЕРКЕБҰЛАН ХАЛИД ҒАЛЫМЖАНҰЛЫ</w:t>
+              <w:t xml:space="preserve">Рябцева Лейла Сардар кызы</w:t>
             </w:r>
           </w:p>
         </w:tc>
@@ -3437,7 +3437,7 @@
                 <w:rFonts w:ascii="Times New Roman" w:hAnsi="Times New Roman"/>
                 <w:sz w:val="16"/>
               </w:rPr>
-              <w:t xml:space="preserve"/>
+              <w:t xml:space="preserve">81</w:t>
             </w:r>
           </w:p>
         </w:tc>
@@ -3459,7 +3459,7 @@
                 <w:rFonts w:ascii="Times New Roman" w:hAnsi="Times New Roman"/>
                 <w:sz w:val="16"/>
               </w:rPr>
-              <w:t xml:space="preserve"/>
+              <w:t xml:space="preserve">B</w:t>
             </w:r>
           </w:p>
         </w:tc>
@@ -3481,7 +3481,7 @@
                 <w:rFonts w:ascii="Times New Roman" w:hAnsi="Times New Roman"/>
                 <w:sz w:val="16"/>
               </w:rPr>
-              <w:t xml:space="preserve"/>
+              <w:t xml:space="preserve">3.00</w:t>
             </w:r>
           </w:p>
         </w:tc>
@@ -3503,7 +3503,7 @@
                 <w:rFonts w:ascii="Times New Roman" w:hAnsi="Times New Roman"/>
                 <w:sz w:val="16"/>
               </w:rPr>
-              <w:t xml:space="preserve"/>
+              <w:t xml:space="preserve">81</w:t>
             </w:r>
           </w:p>
         </w:tc>
@@ -3525,7 +3525,7 @@
                 <w:rFonts w:ascii="Times New Roman" w:hAnsi="Times New Roman"/>
                 <w:sz w:val="16"/>
               </w:rPr>
-              <w:t xml:space="preserve"/>
+              <w:t xml:space="preserve">B</w:t>
             </w:r>
           </w:p>
         </w:tc>
@@ -3547,7 +3547,7 @@
                 <w:rFonts w:ascii="Times New Roman" w:hAnsi="Times New Roman"/>
                 <w:sz w:val="16"/>
               </w:rPr>
-              <w:t xml:space="preserve"/>
+              <w:t xml:space="preserve">3.00</w:t>
             </w:r>
           </w:p>
         </w:tc>
@@ -3569,7 +3569,7 @@
                 <w:rFonts w:ascii="Times New Roman" w:hAnsi="Times New Roman"/>
                 <w:sz w:val="16"/>
               </w:rPr>
-              <w:t xml:space="preserve"/>
+              <w:t xml:space="preserve">81</w:t>
             </w:r>
           </w:p>
         </w:tc>
@@ -3591,7 +3591,7 @@
                 <w:rFonts w:ascii="Times New Roman" w:hAnsi="Times New Roman"/>
                 <w:sz w:val="16"/>
               </w:rPr>
-              <w:t xml:space="preserve"/>
+              <w:t xml:space="preserve">B</w:t>
             </w:r>
           </w:p>
         </w:tc>
@@ -3613,7 +3613,7 @@
                 <w:rFonts w:ascii="Times New Roman" w:hAnsi="Times New Roman"/>
                 <w:sz w:val="16"/>
               </w:rPr>
-              <w:t xml:space="preserve"/>
+              <w:t xml:space="preserve">3.00</w:t>
             </w:r>
           </w:p>
         </w:tc>
@@ -3685,7 +3685,7 @@
                 <w:rFonts w:ascii="Times New Roman" w:hAnsi="Times New Roman"/>
                 <w:sz w:val="16"/>
               </w:rPr>
-              <w:t xml:space="preserve"/>
+              <w:t xml:space="preserve">86</w:t>
             </w:r>
           </w:p>
         </w:tc>
@@ -3707,7 +3707,7 @@
                 <w:rFonts w:ascii="Times New Roman" w:hAnsi="Times New Roman"/>
                 <w:sz w:val="16"/>
               </w:rPr>
-              <w:t xml:space="preserve"/>
+              <w:t xml:space="preserve">B+</w:t>
             </w:r>
           </w:p>
         </w:tc>
@@ -3729,7 +3729,7 @@
                 <w:rFonts w:ascii="Times New Roman" w:hAnsi="Times New Roman"/>
                 <w:sz w:val="16"/>
               </w:rPr>
-              <w:t xml:space="preserve"/>
+              <w:t xml:space="preserve">3.33</w:t>
             </w:r>
           </w:p>
         </w:tc>
@@ -3751,7 +3751,7 @@
                 <w:rFonts w:ascii="Times New Roman" w:hAnsi="Times New Roman"/>
                 <w:sz w:val="16"/>
               </w:rPr>
-              <w:t xml:space="preserve">ЗАЗИМКО АЛЕКСАНДР ГРИГОРЬЕВИЧ</w:t>
+              <w:t xml:space="preserve">Салимбаев Ержан Увалиханович</w:t>
             </w:r>
           </w:p>
         </w:tc>
@@ -3773,7 +3773,7 @@
                 <w:rFonts w:ascii="Times New Roman" w:hAnsi="Times New Roman"/>
                 <w:sz w:val="16"/>
               </w:rPr>
-              <w:t xml:space="preserve"/>
+              <w:t xml:space="preserve">86</w:t>
             </w:r>
           </w:p>
         </w:tc>
@@ -3795,7 +3795,7 @@
                 <w:rFonts w:ascii="Times New Roman" w:hAnsi="Times New Roman"/>
                 <w:sz w:val="16"/>
               </w:rPr>
-              <w:t xml:space="preserve"/>
+              <w:t xml:space="preserve">B+</w:t>
             </w:r>
           </w:p>
         </w:tc>
@@ -3817,7 +3817,7 @@
                 <w:rFonts w:ascii="Times New Roman" w:hAnsi="Times New Roman"/>
                 <w:sz w:val="16"/>
               </w:rPr>
-              <w:t xml:space="preserve"/>
+              <w:t xml:space="preserve">3.33</w:t>
             </w:r>
           </w:p>
         </w:tc>
@@ -3839,7 +3839,7 @@
                 <w:rFonts w:ascii="Times New Roman" w:hAnsi="Times New Roman"/>
                 <w:sz w:val="16"/>
               </w:rPr>
-              <w:t xml:space="preserve"/>
+              <w:t xml:space="preserve">86</w:t>
             </w:r>
           </w:p>
         </w:tc>
@@ -3861,7 +3861,7 @@
                 <w:rFonts w:ascii="Times New Roman" w:hAnsi="Times New Roman"/>
                 <w:sz w:val="16"/>
               </w:rPr>
-              <w:t xml:space="preserve"/>
+              <w:t xml:space="preserve">B+</w:t>
             </w:r>
           </w:p>
         </w:tc>
@@ -3883,7 +3883,7 @@
                 <w:rFonts w:ascii="Times New Roman" w:hAnsi="Times New Roman"/>
                 <w:sz w:val="16"/>
               </w:rPr>
-              <w:t xml:space="preserve"/>
+              <w:t xml:space="preserve">3.33</w:t>
             </w:r>
           </w:p>
         </w:tc>
@@ -3905,7 +3905,7 @@
                 <w:rFonts w:ascii="Times New Roman" w:hAnsi="Times New Roman"/>
                 <w:sz w:val="16"/>
               </w:rPr>
-              <w:t xml:space="preserve"/>
+              <w:t xml:space="preserve">86</w:t>
             </w:r>
           </w:p>
         </w:tc>
@@ -3927,7 +3927,7 @@
                 <w:rFonts w:ascii="Times New Roman" w:hAnsi="Times New Roman"/>
                 <w:sz w:val="16"/>
               </w:rPr>
-              <w:t xml:space="preserve"/>
+              <w:t xml:space="preserve">B+</w:t>
             </w:r>
           </w:p>
         </w:tc>
@@ -3949,7 +3949,7 @@
                 <w:rFonts w:ascii="Times New Roman" w:hAnsi="Times New Roman"/>
                 <w:sz w:val="16"/>
               </w:rPr>
-              <w:t xml:space="preserve"/>
+              <w:t xml:space="preserve">3.33</w:t>
             </w:r>
           </w:p>
         </w:tc>
@@ -4021,7 +4021,7 @@
                 <w:rFonts w:ascii="Times New Roman" w:hAnsi="Times New Roman"/>
                 <w:sz w:val="16"/>
               </w:rPr>
-              <w:t xml:space="preserve"/>
+              <w:t xml:space="preserve">83</w:t>
             </w:r>
           </w:p>
         </w:tc>
@@ -4043,7 +4043,7 @@
                 <w:rFonts w:ascii="Times New Roman" w:hAnsi="Times New Roman"/>
                 <w:sz w:val="16"/>
               </w:rPr>
-              <w:t xml:space="preserve"/>
+              <w:t xml:space="preserve">B</w:t>
             </w:r>
           </w:p>
         </w:tc>
@@ -4065,7 +4065,7 @@
                 <w:rFonts w:ascii="Times New Roman" w:hAnsi="Times New Roman"/>
                 <w:sz w:val="16"/>
               </w:rPr>
-              <w:t xml:space="preserve"/>
+              <w:t xml:space="preserve">3.00</w:t>
             </w:r>
           </w:p>
         </w:tc>
@@ -4087,7 +4087,7 @@
                 <w:rFonts w:ascii="Times New Roman" w:hAnsi="Times New Roman"/>
                 <w:sz w:val="16"/>
               </w:rPr>
-              <w:t xml:space="preserve">ИППОЛИТОВА АНАСТАСИЯ НИКОЛАЕВНА</w:t>
+              <w:t xml:space="preserve">Токарев Андрей Владимирович</w:t>
             </w:r>
           </w:p>
         </w:tc>
@@ -4109,7 +4109,7 @@
                 <w:rFonts w:ascii="Times New Roman" w:hAnsi="Times New Roman"/>
                 <w:sz w:val="16"/>
               </w:rPr>
-              <w:t xml:space="preserve"/>
+              <w:t xml:space="preserve">83</w:t>
             </w:r>
           </w:p>
         </w:tc>
@@ -4131,7 +4131,7 @@
                 <w:rFonts w:ascii="Times New Roman" w:hAnsi="Times New Roman"/>
                 <w:sz w:val="16"/>
               </w:rPr>
-              <w:t xml:space="preserve"/>
+              <w:t xml:space="preserve">B</w:t>
             </w:r>
           </w:p>
         </w:tc>
@@ -4153,7 +4153,7 @@
                 <w:rFonts w:ascii="Times New Roman" w:hAnsi="Times New Roman"/>
                 <w:sz w:val="16"/>
               </w:rPr>
-              <w:t xml:space="preserve"/>
+              <w:t xml:space="preserve">3.00</w:t>
             </w:r>
           </w:p>
         </w:tc>
@@ -4175,7 +4175,7 @@
                 <w:rFonts w:ascii="Times New Roman" w:hAnsi="Times New Roman"/>
                 <w:sz w:val="16"/>
               </w:rPr>
-              <w:t xml:space="preserve"/>
+              <w:t xml:space="preserve">83</w:t>
             </w:r>
           </w:p>
         </w:tc>
@@ -4197,7 +4197,7 @@
                 <w:rFonts w:ascii="Times New Roman" w:hAnsi="Times New Roman"/>
                 <w:sz w:val="16"/>
               </w:rPr>
-              <w:t xml:space="preserve"/>
+              <w:t xml:space="preserve">B</w:t>
             </w:r>
           </w:p>
         </w:tc>
@@ -4219,7 +4219,7 @@
                 <w:rFonts w:ascii="Times New Roman" w:hAnsi="Times New Roman"/>
                 <w:sz w:val="16"/>
               </w:rPr>
-              <w:t xml:space="preserve"/>
+              <w:t xml:space="preserve">3.00</w:t>
             </w:r>
           </w:p>
         </w:tc>
@@ -4241,7 +4241,7 @@
                 <w:rFonts w:ascii="Times New Roman" w:hAnsi="Times New Roman"/>
                 <w:sz w:val="16"/>
               </w:rPr>
-              <w:t xml:space="preserve"/>
+              <w:t xml:space="preserve">83</w:t>
             </w:r>
           </w:p>
         </w:tc>
@@ -4263,7 +4263,7 @@
                 <w:rFonts w:ascii="Times New Roman" w:hAnsi="Times New Roman"/>
                 <w:sz w:val="16"/>
               </w:rPr>
-              <w:t xml:space="preserve"/>
+              <w:t xml:space="preserve">B</w:t>
             </w:r>
           </w:p>
         </w:tc>
@@ -4285,7 +4285,7 @@
                 <w:rFonts w:ascii="Times New Roman" w:hAnsi="Times New Roman"/>
                 <w:sz w:val="16"/>
               </w:rPr>
-              <w:t xml:space="preserve"/>
+              <w:t xml:space="preserve">3.00</w:t>
             </w:r>
           </w:p>
         </w:tc>
@@ -4357,7 +4357,7 @@
                 <w:rFonts w:ascii="Times New Roman" w:hAnsi="Times New Roman"/>
                 <w:sz w:val="16"/>
               </w:rPr>
-              <w:t xml:space="preserve"/>
+              <w:t xml:space="preserve">98</w:t>
             </w:r>
           </w:p>
         </w:tc>
@@ -4379,7 +4379,7 @@
                 <w:rFonts w:ascii="Times New Roman" w:hAnsi="Times New Roman"/>
                 <w:sz w:val="16"/>
               </w:rPr>
-              <w:t xml:space="preserve"/>
+              <w:t xml:space="preserve">A</w:t>
             </w:r>
           </w:p>
         </w:tc>
@@ -4401,7 +4401,7 @@
                 <w:rFonts w:ascii="Times New Roman" w:hAnsi="Times New Roman"/>
                 <w:sz w:val="16"/>
               </w:rPr>
-              <w:t xml:space="preserve"/>
+              <w:t xml:space="preserve">4.00</w:t>
             </w:r>
           </w:p>
         </w:tc>
@@ -4423,7 +4423,7 @@
                 <w:rFonts w:ascii="Times New Roman" w:hAnsi="Times New Roman"/>
                 <w:sz w:val="16"/>
               </w:rPr>
-              <w:t xml:space="preserve">КАЗАК АНГЕЛИНА АЛЕКСАНДРОВНА</w:t>
+              <w:t xml:space="preserve">Тюрин Максим Александрович</w:t>
             </w:r>
           </w:p>
         </w:tc>
@@ -4445,7 +4445,7 @@
                 <w:rFonts w:ascii="Times New Roman" w:hAnsi="Times New Roman"/>
                 <w:sz w:val="16"/>
               </w:rPr>
-              <w:t xml:space="preserve"/>
+              <w:t xml:space="preserve">98</w:t>
             </w:r>
           </w:p>
         </w:tc>
@@ -4467,7 +4467,7 @@
                 <w:rFonts w:ascii="Times New Roman" w:hAnsi="Times New Roman"/>
                 <w:sz w:val="16"/>
               </w:rPr>
-              <w:t xml:space="preserve"/>
+              <w:t xml:space="preserve">A</w:t>
             </w:r>
           </w:p>
         </w:tc>
@@ -4489,7 +4489,7 @@
                 <w:rFonts w:ascii="Times New Roman" w:hAnsi="Times New Roman"/>
                 <w:sz w:val="16"/>
               </w:rPr>
-              <w:t xml:space="preserve"/>
+              <w:t xml:space="preserve">4.00</w:t>
             </w:r>
           </w:p>
         </w:tc>
@@ -4511,7 +4511,7 @@
                 <w:rFonts w:ascii="Times New Roman" w:hAnsi="Times New Roman"/>
                 <w:sz w:val="16"/>
               </w:rPr>
-              <w:t xml:space="preserve"/>
+              <w:t xml:space="preserve">98</w:t>
             </w:r>
           </w:p>
         </w:tc>
@@ -4533,7 +4533,7 @@
                 <w:rFonts w:ascii="Times New Roman" w:hAnsi="Times New Roman"/>
                 <w:sz w:val="16"/>
               </w:rPr>
-              <w:t xml:space="preserve"/>
+              <w:t xml:space="preserve">A</w:t>
             </w:r>
           </w:p>
         </w:tc>
@@ -4555,7 +4555,7 @@
                 <w:rFonts w:ascii="Times New Roman" w:hAnsi="Times New Roman"/>
                 <w:sz w:val="16"/>
               </w:rPr>
-              <w:t xml:space="preserve"/>
+              <w:t xml:space="preserve">4.00</w:t>
             </w:r>
           </w:p>
         </w:tc>
@@ -4577,7 +4577,7 @@
                 <w:rFonts w:ascii="Times New Roman" w:hAnsi="Times New Roman"/>
                 <w:sz w:val="16"/>
               </w:rPr>
-              <w:t xml:space="preserve"/>
+              <w:t xml:space="preserve">98</w:t>
             </w:r>
           </w:p>
         </w:tc>
@@ -4599,7 +4599,7 @@
                 <w:rFonts w:ascii="Times New Roman" w:hAnsi="Times New Roman"/>
                 <w:sz w:val="16"/>
               </w:rPr>
-              <w:t xml:space="preserve"/>
+              <w:t xml:space="preserve">A</w:t>
             </w:r>
           </w:p>
         </w:tc>
@@ -4621,7 +4621,7 @@
                 <w:rFonts w:ascii="Times New Roman" w:hAnsi="Times New Roman"/>
                 <w:sz w:val="16"/>
               </w:rPr>
-              <w:t xml:space="preserve"/>
+              <w:t xml:space="preserve">4.00</w:t>
             </w:r>
           </w:p>
         </w:tc>
@@ -4693,7 +4693,7 @@
                 <w:rFonts w:ascii="Times New Roman" w:hAnsi="Times New Roman"/>
                 <w:sz w:val="16"/>
               </w:rPr>
-              <w:t xml:space="preserve"/>
+              <w:t xml:space="preserve">73</w:t>
             </w:r>
           </w:p>
         </w:tc>
@@ -4715,7 +4715,7 @@
                 <w:rFonts w:ascii="Times New Roman" w:hAnsi="Times New Roman"/>
                 <w:sz w:val="16"/>
               </w:rPr>
-              <w:t xml:space="preserve"/>
+              <w:t xml:space="preserve">C+</w:t>
             </w:r>
           </w:p>
         </w:tc>
@@ -4737,7 +4737,7 @@
                 <w:rFonts w:ascii="Times New Roman" w:hAnsi="Times New Roman"/>
                 <w:sz w:val="16"/>
               </w:rPr>
-              <w:t xml:space="preserve"/>
+              <w:t xml:space="preserve">2.33</w:t>
             </w:r>
           </w:p>
         </w:tc>
@@ -4759,7 +4759,7 @@
                 <w:rFonts w:ascii="Times New Roman" w:hAnsi="Times New Roman"/>
                 <w:sz w:val="16"/>
               </w:rPr>
-              <w:t xml:space="preserve">КЛИМОВ АЛЕКСАНДР СЕРГЕЕВИЧ</w:t>
+              <w:t xml:space="preserve">Чиликин Виктор Алексеевич</w:t>
             </w:r>
           </w:p>
         </w:tc>
@@ -4781,7 +4781,7 @@
                 <w:rFonts w:ascii="Times New Roman" w:hAnsi="Times New Roman"/>
                 <w:sz w:val="16"/>
               </w:rPr>
-              <w:t xml:space="preserve"/>
+              <w:t xml:space="preserve">73</w:t>
             </w:r>
           </w:p>
         </w:tc>
@@ -4803,7 +4803,7 @@
                 <w:rFonts w:ascii="Times New Roman" w:hAnsi="Times New Roman"/>
                 <w:sz w:val="16"/>
               </w:rPr>
-              <w:t xml:space="preserve"/>
+              <w:t xml:space="preserve">C+</w:t>
             </w:r>
           </w:p>
         </w:tc>
@@ -4825,7 +4825,7 @@
                 <w:rFonts w:ascii="Times New Roman" w:hAnsi="Times New Roman"/>
                 <w:sz w:val="16"/>
               </w:rPr>
-              <w:t xml:space="preserve"/>
+              <w:t xml:space="preserve">2.33</w:t>
             </w:r>
           </w:p>
         </w:tc>
@@ -4847,7 +4847,7 @@
                 <w:rFonts w:ascii="Times New Roman" w:hAnsi="Times New Roman"/>
                 <w:sz w:val="16"/>
               </w:rPr>
-              <w:t xml:space="preserve"/>
+              <w:t xml:space="preserve">73</w:t>
             </w:r>
           </w:p>
         </w:tc>
@@ -4869,7 +4869,7 @@
                 <w:rFonts w:ascii="Times New Roman" w:hAnsi="Times New Roman"/>
                 <w:sz w:val="16"/>
               </w:rPr>
-              <w:t xml:space="preserve"/>
+              <w:t xml:space="preserve">C+</w:t>
             </w:r>
           </w:p>
         </w:tc>
@@ -4891,7 +4891,7 @@
                 <w:rFonts w:ascii="Times New Roman" w:hAnsi="Times New Roman"/>
                 <w:sz w:val="16"/>
               </w:rPr>
-              <w:t xml:space="preserve"/>
+              <w:t xml:space="preserve">2.33</w:t>
             </w:r>
           </w:p>
         </w:tc>
@@ -4913,7 +4913,7 @@
                 <w:rFonts w:ascii="Times New Roman" w:hAnsi="Times New Roman"/>
                 <w:sz w:val="16"/>
               </w:rPr>
-              <w:t xml:space="preserve"/>
+              <w:t xml:space="preserve">73</w:t>
             </w:r>
           </w:p>
         </w:tc>
@@ -4935,7 +4935,7 @@
                 <w:rFonts w:ascii="Times New Roman" w:hAnsi="Times New Roman"/>
                 <w:sz w:val="16"/>
               </w:rPr>
-              <w:t xml:space="preserve"/>
+              <w:t xml:space="preserve">C+</w:t>
             </w:r>
           </w:p>
         </w:tc>
@@ -4957,3031 +4957,7 @@
                 <w:rFonts w:ascii="Times New Roman" w:hAnsi="Times New Roman"/>
                 <w:sz w:val="16"/>
               </w:rPr>
-              <w:t xml:space="preserve"/>
-            </w:r>
-          </w:p>
-        </w:tc>
-        <w:tc>
-          <w:tcPr>
-            <w:tcW w:w="992" w:type="dxa"/>
-            <w:tcBorders>
-              <w:top w:val="single" w:sz="4" w:space="0" w:color="auto"/>
-              <w:left w:val="single" w:sz="4" w:space="0" w:color="auto"/>
-              <w:bottom w:val="single" w:sz="4" w:space="0" w:color="auto"/>
-              <w:right w:val="single" w:sz="4" w:space="0" w:color="auto"/>
-            </w:tcBorders>
-            <w:shd w:val="clear" w:color="auto" w:fill="auto"/>
-            <w:vAlign w:val="center"/>
-          </w:tcPr>
-          <w:p>
-            <w:r>
-              <w:rPr>
-                <w:rFonts w:ascii="Times New Roman" w:hAnsi="Times New Roman"/>
-                <w:sz w:val="16"/>
-              </w:rPr>
-              <w:t xml:space="preserve"/>
-            </w:r>
-          </w:p>
-        </w:tc>
-      </w:tr>
-      <w:tr>
-        <w:trPr>
-          <w:jc w:val="center"/>
-        </w:trPr>
-        <w:tc>
-          <w:tcPr>
-            <w:tcW w:w="421" w:type="dxa"/>
-            <w:tcBorders>
-              <w:top w:val="single" w:sz="4" w:space="0" w:color="auto"/>
-              <w:left w:val="single" w:sz="4" w:space="0" w:color="auto"/>
-              <w:bottom w:val="single" w:sz="4" w:space="0" w:color="auto"/>
-              <w:right w:val="single" w:sz="4" w:space="0" w:color="auto"/>
-            </w:tcBorders>
-            <w:shd w:val="clear" w:color="auto" w:fill="auto"/>
-            <w:vAlign w:val="center"/>
-            <w:hideMark/>
-          </w:tcPr>
-          <w:p>
-            <w:r>
-              <w:rPr>
-                <w:rFonts w:ascii="Times New Roman" w:hAnsi="Times New Roman"/>
-                <w:sz w:val="16"/>
-              </w:rPr>
-              <w:t xml:space="preserve">11</w:t>
-            </w:r>
-          </w:p>
-        </w:tc>
-        <w:tc>
-          <w:tcPr>
-            <w:tcW w:w="571" w:type="dxa"/>
-            <w:tcBorders>
-              <w:top w:val="single" w:sz="4" w:space="0" w:color="auto"/>
-              <w:left w:val="single" w:sz="4" w:space="0" w:color="auto"/>
-              <w:bottom w:val="single" w:sz="4" w:space="0" w:color="auto"/>
-              <w:right w:val="single" w:sz="4" w:space="0" w:color="auto"/>
-            </w:tcBorders>
-            <w:shd w:val="clear" w:color="auto" w:fill="auto"/>
-            <w:vAlign w:val="center"/>
-          </w:tcPr>
-          <w:p>
-            <w:r>
-              <w:rPr>
-                <w:rFonts w:ascii="Times New Roman" w:hAnsi="Times New Roman"/>
-                <w:sz w:val="16"/>
-              </w:rPr>
-              <w:t xml:space="preserve"/>
-            </w:r>
-          </w:p>
-        </w:tc>
-        <w:tc>
-          <w:tcPr>
-            <w:tcW w:w="567" w:type="dxa"/>
-            <w:tcBorders>
-              <w:top w:val="single" w:sz="4" w:space="0" w:color="auto"/>
-              <w:left w:val="single" w:sz="4" w:space="0" w:color="auto"/>
-              <w:bottom w:val="single" w:sz="4" w:space="0" w:color="auto"/>
-              <w:right w:val="single" w:sz="4" w:space="0" w:color="auto"/>
-            </w:tcBorders>
-            <w:shd w:val="clear" w:color="auto" w:fill="auto"/>
-            <w:vAlign w:val="center"/>
-          </w:tcPr>
-          <w:p>
-            <w:r>
-              <w:rPr>
-                <w:rFonts w:ascii="Times New Roman" w:hAnsi="Times New Roman"/>
-                <w:sz w:val="16"/>
-              </w:rPr>
-              <w:t xml:space="preserve"/>
-            </w:r>
-          </w:p>
-        </w:tc>
-        <w:tc>
-          <w:tcPr>
-            <w:tcW w:w="709" w:type="dxa"/>
-            <w:tcBorders>
-              <w:top w:val="single" w:sz="4" w:space="0" w:color="auto"/>
-              <w:left w:val="single" w:sz="4" w:space="0" w:color="auto"/>
-              <w:bottom w:val="single" w:sz="4" w:space="0" w:color="auto"/>
-              <w:right w:val="single" w:sz="4" w:space="0" w:color="auto"/>
-            </w:tcBorders>
-            <w:shd w:val="clear" w:color="auto" w:fill="auto"/>
-            <w:vAlign w:val="center"/>
-          </w:tcPr>
-          <w:p>
-            <w:r>
-              <w:rPr>
-                <w:rFonts w:ascii="Times New Roman" w:hAnsi="Times New Roman"/>
-                <w:sz w:val="16"/>
-              </w:rPr>
-              <w:t xml:space="preserve"/>
-            </w:r>
-          </w:p>
-        </w:tc>
-        <w:tc>
-          <w:tcPr>
-            <w:tcW w:w="2122" w:type="dxa"/>
-            <w:tcBorders>
-              <w:top w:val="single" w:sz="4" w:space="0" w:color="auto"/>
-              <w:left w:val="single" w:sz="4" w:space="0" w:color="auto"/>
-              <w:bottom w:val="single" w:sz="4" w:space="0" w:color="auto"/>
-              <w:right w:val="single" w:sz="4" w:space="0" w:color="auto"/>
-            </w:tcBorders>
-            <w:shd w:val="clear" w:color="auto" w:fill="auto"/>
-            <w:vAlign w:val="bottom"/>
-          </w:tcPr>
-          <w:p>
-            <w:r>
-              <w:rPr>
-                <w:rFonts w:ascii="Times New Roman" w:hAnsi="Times New Roman"/>
-                <w:sz w:val="16"/>
-              </w:rPr>
-              <w:t xml:space="preserve">КОЖАБЕКОВ МИРАС МАДИЕВИЧ</w:t>
-            </w:r>
-          </w:p>
-        </w:tc>
-        <w:tc>
-          <w:tcPr>
-            <w:tcW w:w="567" w:type="dxa"/>
-            <w:tcBorders>
-              <w:top w:val="single" w:sz="4" w:space="0" w:color="auto"/>
-              <w:left w:val="single" w:sz="4" w:space="0" w:color="auto"/>
-              <w:bottom w:val="single" w:sz="4" w:space="0" w:color="auto"/>
-              <w:right w:val="single" w:sz="4" w:space="0" w:color="auto"/>
-            </w:tcBorders>
-            <w:shd w:val="clear" w:color="auto" w:fill="auto"/>
-            <w:vAlign w:val="center"/>
-          </w:tcPr>
-          <w:p>
-            <w:r>
-              <w:rPr>
-                <w:rFonts w:ascii="Times New Roman" w:hAnsi="Times New Roman"/>
-                <w:sz w:val="16"/>
-              </w:rPr>
-              <w:t xml:space="preserve"/>
-            </w:r>
-          </w:p>
-        </w:tc>
-        <w:tc>
-          <w:tcPr>
-            <w:tcW w:w="567" w:type="dxa"/>
-            <w:tcBorders>
-              <w:top w:val="single" w:sz="4" w:space="0" w:color="auto"/>
-              <w:left w:val="single" w:sz="4" w:space="0" w:color="auto"/>
-              <w:bottom w:val="single" w:sz="4" w:space="0" w:color="auto"/>
-              <w:right w:val="single" w:sz="4" w:space="0" w:color="auto"/>
-            </w:tcBorders>
-            <w:shd w:val="clear" w:color="auto" w:fill="auto"/>
-            <w:vAlign w:val="center"/>
-          </w:tcPr>
-          <w:p>
-            <w:r>
-              <w:rPr>
-                <w:rFonts w:ascii="Times New Roman" w:hAnsi="Times New Roman"/>
-                <w:sz w:val="16"/>
-              </w:rPr>
-              <w:t xml:space="preserve"/>
-            </w:r>
-          </w:p>
-        </w:tc>
-        <w:tc>
-          <w:tcPr>
-            <w:tcW w:w="567" w:type="dxa"/>
-            <w:tcBorders>
-              <w:top w:val="single" w:sz="4" w:space="0" w:color="auto"/>
-              <w:left w:val="single" w:sz="4" w:space="0" w:color="auto"/>
-              <w:bottom w:val="single" w:sz="4" w:space="0" w:color="auto"/>
-              <w:right w:val="single" w:sz="4" w:space="0" w:color="auto"/>
-            </w:tcBorders>
-            <w:shd w:val="clear" w:color="auto" w:fill="auto"/>
-            <w:vAlign w:val="center"/>
-          </w:tcPr>
-          <w:p>
-            <w:r>
-              <w:rPr>
-                <w:rFonts w:ascii="Times New Roman" w:hAnsi="Times New Roman"/>
-                <w:sz w:val="16"/>
-              </w:rPr>
-              <w:t xml:space="preserve"/>
-            </w:r>
-          </w:p>
-        </w:tc>
-        <w:tc>
-          <w:tcPr>
-            <w:tcW w:w="566" w:type="dxa"/>
-            <w:tcBorders>
-              <w:top w:val="single" w:sz="4" w:space="0" w:color="auto"/>
-              <w:left w:val="single" w:sz="4" w:space="0" w:color="auto"/>
-              <w:bottom w:val="single" w:sz="4" w:space="0" w:color="auto"/>
-              <w:right w:val="single" w:sz="4" w:space="0" w:color="auto"/>
-            </w:tcBorders>
-            <w:shd w:val="clear" w:color="auto" w:fill="auto"/>
-            <w:vAlign w:val="center"/>
-          </w:tcPr>
-          <w:p>
-            <w:r>
-              <w:rPr>
-                <w:rFonts w:ascii="Times New Roman" w:hAnsi="Times New Roman"/>
-                <w:sz w:val="16"/>
-              </w:rPr>
-              <w:t xml:space="preserve"/>
-            </w:r>
-          </w:p>
-        </w:tc>
-        <w:tc>
-          <w:tcPr>
-            <w:tcW w:w="568" w:type="dxa"/>
-            <w:tcBorders>
-              <w:top w:val="single" w:sz="4" w:space="0" w:color="auto"/>
-              <w:left w:val="single" w:sz="4" w:space="0" w:color="auto"/>
-              <w:bottom w:val="single" w:sz="4" w:space="0" w:color="auto"/>
-              <w:right w:val="single" w:sz="4" w:space="0" w:color="auto"/>
-            </w:tcBorders>
-            <w:shd w:val="clear" w:color="auto" w:fill="auto"/>
-            <w:vAlign w:val="center"/>
-          </w:tcPr>
-          <w:p>
-            <w:r>
-              <w:rPr>
-                <w:rFonts w:ascii="Times New Roman" w:hAnsi="Times New Roman"/>
-                <w:sz w:val="16"/>
-              </w:rPr>
-              <w:t xml:space="preserve"/>
-            </w:r>
-          </w:p>
-        </w:tc>
-        <w:tc>
-          <w:tcPr>
-            <w:tcW w:w="708" w:type="dxa"/>
-            <w:tcBorders>
-              <w:top w:val="single" w:sz="4" w:space="0" w:color="auto"/>
-              <w:left w:val="single" w:sz="4" w:space="0" w:color="auto"/>
-              <w:bottom w:val="single" w:sz="4" w:space="0" w:color="auto"/>
-              <w:right w:val="single" w:sz="4" w:space="0" w:color="auto"/>
-            </w:tcBorders>
-            <w:shd w:val="clear" w:color="auto" w:fill="auto"/>
-            <w:vAlign w:val="center"/>
-          </w:tcPr>
-          <w:p>
-            <w:r>
-              <w:rPr>
-                <w:rFonts w:ascii="Times New Roman" w:hAnsi="Times New Roman"/>
-                <w:sz w:val="16"/>
-              </w:rPr>
-              <w:t xml:space="preserve"/>
-            </w:r>
-          </w:p>
-        </w:tc>
-        <w:tc>
-          <w:tcPr>
-            <w:tcW w:w="709" w:type="dxa"/>
-            <w:tcBorders>
-              <w:top w:val="single" w:sz="4" w:space="0" w:color="auto"/>
-              <w:left w:val="single" w:sz="4" w:space="0" w:color="auto"/>
-              <w:bottom w:val="single" w:sz="4" w:space="0" w:color="auto"/>
-              <w:right w:val="single" w:sz="4" w:space="0" w:color="auto"/>
-            </w:tcBorders>
-            <w:shd w:val="clear" w:color="auto" w:fill="auto"/>
-            <w:vAlign w:val="center"/>
-          </w:tcPr>
-          <w:p>
-            <w:r>
-              <w:rPr>
-                <w:rFonts w:ascii="Times New Roman" w:hAnsi="Times New Roman"/>
-                <w:sz w:val="16"/>
-              </w:rPr>
-              <w:t xml:space="preserve"/>
-            </w:r>
-          </w:p>
-        </w:tc>
-        <w:tc>
-          <w:tcPr>
-            <w:tcW w:w="567" w:type="dxa"/>
-            <w:tcBorders>
-              <w:top w:val="single" w:sz="4" w:space="0" w:color="auto"/>
-              <w:left w:val="single" w:sz="4" w:space="0" w:color="auto"/>
-              <w:bottom w:val="single" w:sz="4" w:space="0" w:color="auto"/>
-              <w:right w:val="single" w:sz="4" w:space="0" w:color="auto"/>
-            </w:tcBorders>
-            <w:shd w:val="clear" w:color="auto" w:fill="auto"/>
-            <w:vAlign w:val="center"/>
-          </w:tcPr>
-          <w:p>
-            <w:r>
-              <w:rPr>
-                <w:rFonts w:ascii="Times New Roman" w:hAnsi="Times New Roman"/>
-                <w:sz w:val="16"/>
-              </w:rPr>
-              <w:t xml:space="preserve"/>
-            </w:r>
-          </w:p>
-        </w:tc>
-        <w:tc>
-          <w:tcPr>
-            <w:tcW w:w="709" w:type="dxa"/>
-            <w:tcBorders>
-              <w:top w:val="single" w:sz="4" w:space="0" w:color="auto"/>
-              <w:left w:val="single" w:sz="4" w:space="0" w:color="auto"/>
-              <w:bottom w:val="single" w:sz="4" w:space="0" w:color="auto"/>
-              <w:right w:val="single" w:sz="4" w:space="0" w:color="auto"/>
-            </w:tcBorders>
-            <w:shd w:val="clear" w:color="auto" w:fill="auto"/>
-            <w:vAlign w:val="center"/>
-          </w:tcPr>
-          <w:p>
-            <w:r>
-              <w:rPr>
-                <w:rFonts w:ascii="Times New Roman" w:hAnsi="Times New Roman"/>
-                <w:sz w:val="16"/>
-              </w:rPr>
-              <w:t xml:space="preserve"/>
-            </w:r>
-          </w:p>
-        </w:tc>
-        <w:tc>
-          <w:tcPr>
-            <w:tcW w:w="992" w:type="dxa"/>
-            <w:tcBorders>
-              <w:top w:val="single" w:sz="4" w:space="0" w:color="auto"/>
-              <w:left w:val="single" w:sz="4" w:space="0" w:color="auto"/>
-              <w:bottom w:val="single" w:sz="4" w:space="0" w:color="auto"/>
-              <w:right w:val="single" w:sz="4" w:space="0" w:color="auto"/>
-            </w:tcBorders>
-            <w:shd w:val="clear" w:color="auto" w:fill="auto"/>
-            <w:vAlign w:val="center"/>
-          </w:tcPr>
-          <w:p>
-            <w:r>
-              <w:rPr>
-                <w:rFonts w:ascii="Times New Roman" w:hAnsi="Times New Roman"/>
-                <w:sz w:val="16"/>
-              </w:rPr>
-              <w:t xml:space="preserve"/>
-            </w:r>
-          </w:p>
-        </w:tc>
-      </w:tr>
-      <w:tr>
-        <w:trPr>
-          <w:jc w:val="center"/>
-        </w:trPr>
-        <w:tc>
-          <w:tcPr>
-            <w:tcW w:w="421" w:type="dxa"/>
-            <w:tcBorders>
-              <w:top w:val="single" w:sz="4" w:space="0" w:color="auto"/>
-              <w:left w:val="single" w:sz="4" w:space="0" w:color="auto"/>
-              <w:bottom w:val="single" w:sz="4" w:space="0" w:color="auto"/>
-              <w:right w:val="single" w:sz="4" w:space="0" w:color="auto"/>
-            </w:tcBorders>
-            <w:shd w:val="clear" w:color="auto" w:fill="auto"/>
-            <w:vAlign w:val="center"/>
-            <w:hideMark/>
-          </w:tcPr>
-          <w:p>
-            <w:r>
-              <w:rPr>
-                <w:rFonts w:ascii="Times New Roman" w:hAnsi="Times New Roman"/>
-                <w:sz w:val="16"/>
-              </w:rPr>
-              <w:t xml:space="preserve">12</w:t>
-            </w:r>
-          </w:p>
-        </w:tc>
-        <w:tc>
-          <w:tcPr>
-            <w:tcW w:w="571" w:type="dxa"/>
-            <w:tcBorders>
-              <w:top w:val="single" w:sz="4" w:space="0" w:color="auto"/>
-              <w:left w:val="single" w:sz="4" w:space="0" w:color="auto"/>
-              <w:bottom w:val="single" w:sz="4" w:space="0" w:color="auto"/>
-              <w:right w:val="single" w:sz="4" w:space="0" w:color="auto"/>
-            </w:tcBorders>
-            <w:shd w:val="clear" w:color="auto" w:fill="auto"/>
-            <w:vAlign w:val="center"/>
-          </w:tcPr>
-          <w:p>
-            <w:r>
-              <w:rPr>
-                <w:rFonts w:ascii="Times New Roman" w:hAnsi="Times New Roman"/>
-                <w:sz w:val="16"/>
-              </w:rPr>
-              <w:t xml:space="preserve"/>
-            </w:r>
-          </w:p>
-        </w:tc>
-        <w:tc>
-          <w:tcPr>
-            <w:tcW w:w="567" w:type="dxa"/>
-            <w:tcBorders>
-              <w:top w:val="single" w:sz="4" w:space="0" w:color="auto"/>
-              <w:left w:val="single" w:sz="4" w:space="0" w:color="auto"/>
-              <w:bottom w:val="single" w:sz="4" w:space="0" w:color="auto"/>
-              <w:right w:val="single" w:sz="4" w:space="0" w:color="auto"/>
-            </w:tcBorders>
-            <w:shd w:val="clear" w:color="auto" w:fill="auto"/>
-            <w:vAlign w:val="center"/>
-          </w:tcPr>
-          <w:p>
-            <w:r>
-              <w:rPr>
-                <w:rFonts w:ascii="Times New Roman" w:hAnsi="Times New Roman"/>
-                <w:sz w:val="16"/>
-              </w:rPr>
-              <w:t xml:space="preserve"/>
-            </w:r>
-          </w:p>
-        </w:tc>
-        <w:tc>
-          <w:tcPr>
-            <w:tcW w:w="709" w:type="dxa"/>
-            <w:tcBorders>
-              <w:top w:val="single" w:sz="4" w:space="0" w:color="auto"/>
-              <w:left w:val="single" w:sz="4" w:space="0" w:color="auto"/>
-              <w:bottom w:val="single" w:sz="4" w:space="0" w:color="auto"/>
-              <w:right w:val="single" w:sz="4" w:space="0" w:color="auto"/>
-            </w:tcBorders>
-            <w:shd w:val="clear" w:color="auto" w:fill="auto"/>
-            <w:vAlign w:val="center"/>
-          </w:tcPr>
-          <w:p>
-            <w:r>
-              <w:rPr>
-                <w:rFonts w:ascii="Times New Roman" w:hAnsi="Times New Roman"/>
-                <w:sz w:val="16"/>
-              </w:rPr>
-              <w:t xml:space="preserve"/>
-            </w:r>
-          </w:p>
-        </w:tc>
-        <w:tc>
-          <w:tcPr>
-            <w:tcW w:w="2122" w:type="dxa"/>
-            <w:tcBorders>
-              <w:top w:val="single" w:sz="4" w:space="0" w:color="auto"/>
-              <w:left w:val="single" w:sz="4" w:space="0" w:color="auto"/>
-              <w:bottom w:val="single" w:sz="4" w:space="0" w:color="auto"/>
-              <w:right w:val="single" w:sz="4" w:space="0" w:color="auto"/>
-            </w:tcBorders>
-            <w:shd w:val="clear" w:color="auto" w:fill="auto"/>
-            <w:vAlign w:val="bottom"/>
-          </w:tcPr>
-          <w:p>
-            <w:r>
-              <w:rPr>
-                <w:rFonts w:ascii="Times New Roman" w:hAnsi="Times New Roman"/>
-                <w:sz w:val="16"/>
-              </w:rPr>
-              <w:t xml:space="preserve">КОРОТАЕВА ВИКТОРИЯ НИКОЛАЕВНА</w:t>
-            </w:r>
-          </w:p>
-        </w:tc>
-        <w:tc>
-          <w:tcPr>
-            <w:tcW w:w="567" w:type="dxa"/>
-            <w:tcBorders>
-              <w:top w:val="single" w:sz="4" w:space="0" w:color="auto"/>
-              <w:left w:val="single" w:sz="4" w:space="0" w:color="auto"/>
-              <w:bottom w:val="single" w:sz="4" w:space="0" w:color="auto"/>
-              <w:right w:val="single" w:sz="4" w:space="0" w:color="auto"/>
-            </w:tcBorders>
-            <w:shd w:val="clear" w:color="auto" w:fill="auto"/>
-            <w:vAlign w:val="center"/>
-          </w:tcPr>
-          <w:p>
-            <w:r>
-              <w:rPr>
-                <w:rFonts w:ascii="Times New Roman" w:hAnsi="Times New Roman"/>
-                <w:sz w:val="16"/>
-              </w:rPr>
-              <w:t xml:space="preserve"/>
-            </w:r>
-          </w:p>
-        </w:tc>
-        <w:tc>
-          <w:tcPr>
-            <w:tcW w:w="567" w:type="dxa"/>
-            <w:tcBorders>
-              <w:top w:val="single" w:sz="4" w:space="0" w:color="auto"/>
-              <w:left w:val="single" w:sz="4" w:space="0" w:color="auto"/>
-              <w:bottom w:val="single" w:sz="4" w:space="0" w:color="auto"/>
-              <w:right w:val="single" w:sz="4" w:space="0" w:color="auto"/>
-            </w:tcBorders>
-            <w:shd w:val="clear" w:color="auto" w:fill="auto"/>
-            <w:vAlign w:val="center"/>
-          </w:tcPr>
-          <w:p>
-            <w:r>
-              <w:rPr>
-                <w:rFonts w:ascii="Times New Roman" w:hAnsi="Times New Roman"/>
-                <w:sz w:val="16"/>
-              </w:rPr>
-              <w:t xml:space="preserve"/>
-            </w:r>
-          </w:p>
-        </w:tc>
-        <w:tc>
-          <w:tcPr>
-            <w:tcW w:w="567" w:type="dxa"/>
-            <w:tcBorders>
-              <w:top w:val="single" w:sz="4" w:space="0" w:color="auto"/>
-              <w:left w:val="single" w:sz="4" w:space="0" w:color="auto"/>
-              <w:bottom w:val="single" w:sz="4" w:space="0" w:color="auto"/>
-              <w:right w:val="single" w:sz="4" w:space="0" w:color="auto"/>
-            </w:tcBorders>
-            <w:shd w:val="clear" w:color="auto" w:fill="auto"/>
-            <w:vAlign w:val="center"/>
-          </w:tcPr>
-          <w:p>
-            <w:r>
-              <w:rPr>
-                <w:rFonts w:ascii="Times New Roman" w:hAnsi="Times New Roman"/>
-                <w:sz w:val="16"/>
-              </w:rPr>
-              <w:t xml:space="preserve"/>
-            </w:r>
-          </w:p>
-        </w:tc>
-        <w:tc>
-          <w:tcPr>
-            <w:tcW w:w="566" w:type="dxa"/>
-            <w:tcBorders>
-              <w:top w:val="single" w:sz="4" w:space="0" w:color="auto"/>
-              <w:left w:val="single" w:sz="4" w:space="0" w:color="auto"/>
-              <w:bottom w:val="single" w:sz="4" w:space="0" w:color="auto"/>
-              <w:right w:val="single" w:sz="4" w:space="0" w:color="auto"/>
-            </w:tcBorders>
-            <w:shd w:val="clear" w:color="auto" w:fill="auto"/>
-            <w:vAlign w:val="center"/>
-          </w:tcPr>
-          <w:p>
-            <w:r>
-              <w:rPr>
-                <w:rFonts w:ascii="Times New Roman" w:hAnsi="Times New Roman"/>
-                <w:sz w:val="16"/>
-              </w:rPr>
-              <w:t xml:space="preserve"/>
-            </w:r>
-          </w:p>
-        </w:tc>
-        <w:tc>
-          <w:tcPr>
-            <w:tcW w:w="568" w:type="dxa"/>
-            <w:tcBorders>
-              <w:top w:val="single" w:sz="4" w:space="0" w:color="auto"/>
-              <w:left w:val="single" w:sz="4" w:space="0" w:color="auto"/>
-              <w:bottom w:val="single" w:sz="4" w:space="0" w:color="auto"/>
-              <w:right w:val="single" w:sz="4" w:space="0" w:color="auto"/>
-            </w:tcBorders>
-            <w:shd w:val="clear" w:color="auto" w:fill="auto"/>
-            <w:vAlign w:val="center"/>
-          </w:tcPr>
-          <w:p>
-            <w:r>
-              <w:rPr>
-                <w:rFonts w:ascii="Times New Roman" w:hAnsi="Times New Roman"/>
-                <w:sz w:val="16"/>
-              </w:rPr>
-              <w:t xml:space="preserve"/>
-            </w:r>
-          </w:p>
-        </w:tc>
-        <w:tc>
-          <w:tcPr>
-            <w:tcW w:w="708" w:type="dxa"/>
-            <w:tcBorders>
-              <w:top w:val="single" w:sz="4" w:space="0" w:color="auto"/>
-              <w:left w:val="single" w:sz="4" w:space="0" w:color="auto"/>
-              <w:bottom w:val="single" w:sz="4" w:space="0" w:color="auto"/>
-              <w:right w:val="single" w:sz="4" w:space="0" w:color="auto"/>
-            </w:tcBorders>
-            <w:shd w:val="clear" w:color="auto" w:fill="auto"/>
-            <w:vAlign w:val="center"/>
-          </w:tcPr>
-          <w:p>
-            <w:r>
-              <w:rPr>
-                <w:rFonts w:ascii="Times New Roman" w:hAnsi="Times New Roman"/>
-                <w:sz w:val="16"/>
-              </w:rPr>
-              <w:t xml:space="preserve"/>
-            </w:r>
-          </w:p>
-        </w:tc>
-        <w:tc>
-          <w:tcPr>
-            <w:tcW w:w="709" w:type="dxa"/>
-            <w:tcBorders>
-              <w:top w:val="single" w:sz="4" w:space="0" w:color="auto"/>
-              <w:left w:val="single" w:sz="4" w:space="0" w:color="auto"/>
-              <w:bottom w:val="single" w:sz="4" w:space="0" w:color="auto"/>
-              <w:right w:val="single" w:sz="4" w:space="0" w:color="auto"/>
-            </w:tcBorders>
-            <w:shd w:val="clear" w:color="auto" w:fill="auto"/>
-            <w:vAlign w:val="center"/>
-          </w:tcPr>
-          <w:p>
-            <w:r>
-              <w:rPr>
-                <w:rFonts w:ascii="Times New Roman" w:hAnsi="Times New Roman"/>
-                <w:sz w:val="16"/>
-              </w:rPr>
-              <w:t xml:space="preserve"/>
-            </w:r>
-          </w:p>
-        </w:tc>
-        <w:tc>
-          <w:tcPr>
-            <w:tcW w:w="567" w:type="dxa"/>
-            <w:tcBorders>
-              <w:top w:val="single" w:sz="4" w:space="0" w:color="auto"/>
-              <w:left w:val="single" w:sz="4" w:space="0" w:color="auto"/>
-              <w:bottom w:val="single" w:sz="4" w:space="0" w:color="auto"/>
-              <w:right w:val="single" w:sz="4" w:space="0" w:color="auto"/>
-            </w:tcBorders>
-            <w:shd w:val="clear" w:color="auto" w:fill="auto"/>
-            <w:vAlign w:val="center"/>
-          </w:tcPr>
-          <w:p>
-            <w:r>
-              <w:rPr>
-                <w:rFonts w:ascii="Times New Roman" w:hAnsi="Times New Roman"/>
-                <w:sz w:val="16"/>
-              </w:rPr>
-              <w:t xml:space="preserve"/>
-            </w:r>
-          </w:p>
-        </w:tc>
-        <w:tc>
-          <w:tcPr>
-            <w:tcW w:w="709" w:type="dxa"/>
-            <w:tcBorders>
-              <w:top w:val="single" w:sz="4" w:space="0" w:color="auto"/>
-              <w:left w:val="single" w:sz="4" w:space="0" w:color="auto"/>
-              <w:bottom w:val="single" w:sz="4" w:space="0" w:color="auto"/>
-              <w:right w:val="single" w:sz="4" w:space="0" w:color="auto"/>
-            </w:tcBorders>
-            <w:shd w:val="clear" w:color="auto" w:fill="auto"/>
-            <w:vAlign w:val="center"/>
-          </w:tcPr>
-          <w:p>
-            <w:r>
-              <w:rPr>
-                <w:rFonts w:ascii="Times New Roman" w:hAnsi="Times New Roman"/>
-                <w:sz w:val="16"/>
-              </w:rPr>
-              <w:t xml:space="preserve"/>
-            </w:r>
-          </w:p>
-        </w:tc>
-        <w:tc>
-          <w:tcPr>
-            <w:tcW w:w="992" w:type="dxa"/>
-            <w:tcBorders>
-              <w:top w:val="single" w:sz="4" w:space="0" w:color="auto"/>
-              <w:left w:val="single" w:sz="4" w:space="0" w:color="auto"/>
-              <w:bottom w:val="single" w:sz="4" w:space="0" w:color="auto"/>
-              <w:right w:val="single" w:sz="4" w:space="0" w:color="auto"/>
-            </w:tcBorders>
-            <w:shd w:val="clear" w:color="auto" w:fill="auto"/>
-            <w:vAlign w:val="center"/>
-          </w:tcPr>
-          <w:p>
-            <w:r>
-              <w:rPr>
-                <w:rFonts w:ascii="Times New Roman" w:hAnsi="Times New Roman"/>
-                <w:sz w:val="16"/>
-              </w:rPr>
-              <w:t xml:space="preserve"/>
-            </w:r>
-          </w:p>
-        </w:tc>
-      </w:tr>
-      <w:tr>
-        <w:trPr>
-          <w:jc w:val="center"/>
-        </w:trPr>
-        <w:tc>
-          <w:tcPr>
-            <w:tcW w:w="421" w:type="dxa"/>
-            <w:tcBorders>
-              <w:top w:val="single" w:sz="4" w:space="0" w:color="auto"/>
-              <w:left w:val="single" w:sz="4" w:space="0" w:color="auto"/>
-              <w:bottom w:val="single" w:sz="4" w:space="0" w:color="auto"/>
-              <w:right w:val="single" w:sz="4" w:space="0" w:color="auto"/>
-            </w:tcBorders>
-            <w:shd w:val="clear" w:color="auto" w:fill="auto"/>
-            <w:vAlign w:val="center"/>
-            <w:hideMark/>
-          </w:tcPr>
-          <w:p>
-            <w:r>
-              <w:rPr>
-                <w:rFonts w:ascii="Times New Roman" w:hAnsi="Times New Roman"/>
-                <w:sz w:val="16"/>
-              </w:rPr>
-              <w:t xml:space="preserve">13</w:t>
-            </w:r>
-          </w:p>
-        </w:tc>
-        <w:tc>
-          <w:tcPr>
-            <w:tcW w:w="571" w:type="dxa"/>
-            <w:tcBorders>
-              <w:top w:val="single" w:sz="4" w:space="0" w:color="auto"/>
-              <w:left w:val="single" w:sz="4" w:space="0" w:color="auto"/>
-              <w:bottom w:val="single" w:sz="4" w:space="0" w:color="auto"/>
-              <w:right w:val="single" w:sz="4" w:space="0" w:color="auto"/>
-            </w:tcBorders>
-            <w:shd w:val="clear" w:color="auto" w:fill="auto"/>
-            <w:vAlign w:val="center"/>
-          </w:tcPr>
-          <w:p>
-            <w:r>
-              <w:rPr>
-                <w:rFonts w:ascii="Times New Roman" w:hAnsi="Times New Roman"/>
-                <w:sz w:val="16"/>
-              </w:rPr>
-              <w:t xml:space="preserve"/>
-            </w:r>
-          </w:p>
-        </w:tc>
-        <w:tc>
-          <w:tcPr>
-            <w:tcW w:w="567" w:type="dxa"/>
-            <w:tcBorders>
-              <w:top w:val="single" w:sz="4" w:space="0" w:color="auto"/>
-              <w:left w:val="single" w:sz="4" w:space="0" w:color="auto"/>
-              <w:bottom w:val="single" w:sz="4" w:space="0" w:color="auto"/>
-              <w:right w:val="single" w:sz="4" w:space="0" w:color="auto"/>
-            </w:tcBorders>
-            <w:shd w:val="clear" w:color="auto" w:fill="auto"/>
-            <w:vAlign w:val="center"/>
-          </w:tcPr>
-          <w:p>
-            <w:r>
-              <w:rPr>
-                <w:rFonts w:ascii="Times New Roman" w:hAnsi="Times New Roman"/>
-                <w:sz w:val="16"/>
-              </w:rPr>
-              <w:t xml:space="preserve"/>
-            </w:r>
-          </w:p>
-        </w:tc>
-        <w:tc>
-          <w:tcPr>
-            <w:tcW w:w="709" w:type="dxa"/>
-            <w:tcBorders>
-              <w:top w:val="single" w:sz="4" w:space="0" w:color="auto"/>
-              <w:left w:val="single" w:sz="4" w:space="0" w:color="auto"/>
-              <w:bottom w:val="single" w:sz="4" w:space="0" w:color="auto"/>
-              <w:right w:val="single" w:sz="4" w:space="0" w:color="auto"/>
-            </w:tcBorders>
-            <w:shd w:val="clear" w:color="auto" w:fill="auto"/>
-            <w:vAlign w:val="center"/>
-          </w:tcPr>
-          <w:p>
-            <w:r>
-              <w:rPr>
-                <w:rFonts w:ascii="Times New Roman" w:hAnsi="Times New Roman"/>
-                <w:sz w:val="16"/>
-              </w:rPr>
-              <w:t xml:space="preserve"/>
-            </w:r>
-          </w:p>
-        </w:tc>
-        <w:tc>
-          <w:tcPr>
-            <w:tcW w:w="2122" w:type="dxa"/>
-            <w:tcBorders>
-              <w:top w:val="single" w:sz="4" w:space="0" w:color="auto"/>
-              <w:left w:val="single" w:sz="4" w:space="0" w:color="auto"/>
-              <w:bottom w:val="single" w:sz="4" w:space="0" w:color="auto"/>
-              <w:right w:val="single" w:sz="4" w:space="0" w:color="auto"/>
-            </w:tcBorders>
-            <w:shd w:val="clear" w:color="auto" w:fill="auto"/>
-            <w:vAlign w:val="bottom"/>
-          </w:tcPr>
-          <w:p>
-            <w:r>
-              <w:rPr>
-                <w:rFonts w:ascii="Times New Roman" w:hAnsi="Times New Roman"/>
-                <w:sz w:val="16"/>
-              </w:rPr>
-              <w:t xml:space="preserve">ҚАЙСА НҰРАЛИ ҚАЙЫПҰЛЫ</w:t>
-            </w:r>
-          </w:p>
-        </w:tc>
-        <w:tc>
-          <w:tcPr>
-            <w:tcW w:w="567" w:type="dxa"/>
-            <w:tcBorders>
-              <w:top w:val="single" w:sz="4" w:space="0" w:color="auto"/>
-              <w:left w:val="single" w:sz="4" w:space="0" w:color="auto"/>
-              <w:bottom w:val="single" w:sz="4" w:space="0" w:color="auto"/>
-              <w:right w:val="single" w:sz="4" w:space="0" w:color="auto"/>
-            </w:tcBorders>
-            <w:shd w:val="clear" w:color="auto" w:fill="auto"/>
-            <w:vAlign w:val="center"/>
-          </w:tcPr>
-          <w:p>
-            <w:r>
-              <w:rPr>
-                <w:rFonts w:ascii="Times New Roman" w:hAnsi="Times New Roman"/>
-                <w:sz w:val="16"/>
-              </w:rPr>
-              <w:t xml:space="preserve"/>
-            </w:r>
-          </w:p>
-        </w:tc>
-        <w:tc>
-          <w:tcPr>
-            <w:tcW w:w="567" w:type="dxa"/>
-            <w:tcBorders>
-              <w:top w:val="single" w:sz="4" w:space="0" w:color="auto"/>
-              <w:left w:val="single" w:sz="4" w:space="0" w:color="auto"/>
-              <w:bottom w:val="single" w:sz="4" w:space="0" w:color="auto"/>
-              <w:right w:val="single" w:sz="4" w:space="0" w:color="auto"/>
-            </w:tcBorders>
-            <w:shd w:val="clear" w:color="auto" w:fill="auto"/>
-            <w:vAlign w:val="center"/>
-          </w:tcPr>
-          <w:p>
-            <w:r>
-              <w:rPr>
-                <w:rFonts w:ascii="Times New Roman" w:hAnsi="Times New Roman"/>
-                <w:sz w:val="16"/>
-              </w:rPr>
-              <w:t xml:space="preserve"/>
-            </w:r>
-          </w:p>
-        </w:tc>
-        <w:tc>
-          <w:tcPr>
-            <w:tcW w:w="567" w:type="dxa"/>
-            <w:tcBorders>
-              <w:top w:val="single" w:sz="4" w:space="0" w:color="auto"/>
-              <w:left w:val="single" w:sz="4" w:space="0" w:color="auto"/>
-              <w:bottom w:val="single" w:sz="4" w:space="0" w:color="auto"/>
-              <w:right w:val="single" w:sz="4" w:space="0" w:color="auto"/>
-            </w:tcBorders>
-            <w:shd w:val="clear" w:color="auto" w:fill="auto"/>
-            <w:vAlign w:val="center"/>
-          </w:tcPr>
-          <w:p>
-            <w:r>
-              <w:rPr>
-                <w:rFonts w:ascii="Times New Roman" w:hAnsi="Times New Roman"/>
-                <w:sz w:val="16"/>
-              </w:rPr>
-              <w:t xml:space="preserve"/>
-            </w:r>
-          </w:p>
-        </w:tc>
-        <w:tc>
-          <w:tcPr>
-            <w:tcW w:w="566" w:type="dxa"/>
-            <w:tcBorders>
-              <w:top w:val="single" w:sz="4" w:space="0" w:color="auto"/>
-              <w:left w:val="single" w:sz="4" w:space="0" w:color="auto"/>
-              <w:bottom w:val="single" w:sz="4" w:space="0" w:color="auto"/>
-              <w:right w:val="single" w:sz="4" w:space="0" w:color="auto"/>
-            </w:tcBorders>
-            <w:shd w:val="clear" w:color="auto" w:fill="auto"/>
-            <w:vAlign w:val="center"/>
-          </w:tcPr>
-          <w:p>
-            <w:r>
-              <w:rPr>
-                <w:rFonts w:ascii="Times New Roman" w:hAnsi="Times New Roman"/>
-                <w:sz w:val="16"/>
-              </w:rPr>
-              <w:t xml:space="preserve"/>
-            </w:r>
-          </w:p>
-        </w:tc>
-        <w:tc>
-          <w:tcPr>
-            <w:tcW w:w="568" w:type="dxa"/>
-            <w:tcBorders>
-              <w:top w:val="single" w:sz="4" w:space="0" w:color="auto"/>
-              <w:left w:val="single" w:sz="4" w:space="0" w:color="auto"/>
-              <w:bottom w:val="single" w:sz="4" w:space="0" w:color="auto"/>
-              <w:right w:val="single" w:sz="4" w:space="0" w:color="auto"/>
-            </w:tcBorders>
-            <w:shd w:val="clear" w:color="auto" w:fill="auto"/>
-            <w:vAlign w:val="center"/>
-          </w:tcPr>
-          <w:p>
-            <w:r>
-              <w:rPr>
-                <w:rFonts w:ascii="Times New Roman" w:hAnsi="Times New Roman"/>
-                <w:sz w:val="16"/>
-              </w:rPr>
-              <w:t xml:space="preserve"/>
-            </w:r>
-          </w:p>
-        </w:tc>
-        <w:tc>
-          <w:tcPr>
-            <w:tcW w:w="708" w:type="dxa"/>
-            <w:tcBorders>
-              <w:top w:val="single" w:sz="4" w:space="0" w:color="auto"/>
-              <w:left w:val="single" w:sz="4" w:space="0" w:color="auto"/>
-              <w:bottom w:val="single" w:sz="4" w:space="0" w:color="auto"/>
-              <w:right w:val="single" w:sz="4" w:space="0" w:color="auto"/>
-            </w:tcBorders>
-            <w:shd w:val="clear" w:color="auto" w:fill="auto"/>
-            <w:vAlign w:val="center"/>
-          </w:tcPr>
-          <w:p>
-            <w:r>
-              <w:rPr>
-                <w:rFonts w:ascii="Times New Roman" w:hAnsi="Times New Roman"/>
-                <w:sz w:val="16"/>
-              </w:rPr>
-              <w:t xml:space="preserve"/>
-            </w:r>
-          </w:p>
-        </w:tc>
-        <w:tc>
-          <w:tcPr>
-            <w:tcW w:w="709" w:type="dxa"/>
-            <w:tcBorders>
-              <w:top w:val="single" w:sz="4" w:space="0" w:color="auto"/>
-              <w:left w:val="single" w:sz="4" w:space="0" w:color="auto"/>
-              <w:bottom w:val="single" w:sz="4" w:space="0" w:color="auto"/>
-              <w:right w:val="single" w:sz="4" w:space="0" w:color="auto"/>
-            </w:tcBorders>
-            <w:shd w:val="clear" w:color="auto" w:fill="auto"/>
-            <w:vAlign w:val="center"/>
-          </w:tcPr>
-          <w:p>
-            <w:r>
-              <w:rPr>
-                <w:rFonts w:ascii="Times New Roman" w:hAnsi="Times New Roman"/>
-                <w:sz w:val="16"/>
-              </w:rPr>
-              <w:t xml:space="preserve"/>
-            </w:r>
-          </w:p>
-        </w:tc>
-        <w:tc>
-          <w:tcPr>
-            <w:tcW w:w="567" w:type="dxa"/>
-            <w:tcBorders>
-              <w:top w:val="single" w:sz="4" w:space="0" w:color="auto"/>
-              <w:left w:val="single" w:sz="4" w:space="0" w:color="auto"/>
-              <w:bottom w:val="single" w:sz="4" w:space="0" w:color="auto"/>
-              <w:right w:val="single" w:sz="4" w:space="0" w:color="auto"/>
-            </w:tcBorders>
-            <w:shd w:val="clear" w:color="auto" w:fill="auto"/>
-            <w:vAlign w:val="center"/>
-          </w:tcPr>
-          <w:p>
-            <w:r>
-              <w:rPr>
-                <w:rFonts w:ascii="Times New Roman" w:hAnsi="Times New Roman"/>
-                <w:sz w:val="16"/>
-              </w:rPr>
-              <w:t xml:space="preserve"/>
-            </w:r>
-          </w:p>
-        </w:tc>
-        <w:tc>
-          <w:tcPr>
-            <w:tcW w:w="709" w:type="dxa"/>
-            <w:tcBorders>
-              <w:top w:val="single" w:sz="4" w:space="0" w:color="auto"/>
-              <w:left w:val="single" w:sz="4" w:space="0" w:color="auto"/>
-              <w:bottom w:val="single" w:sz="4" w:space="0" w:color="auto"/>
-              <w:right w:val="single" w:sz="4" w:space="0" w:color="auto"/>
-            </w:tcBorders>
-            <w:shd w:val="clear" w:color="auto" w:fill="auto"/>
-            <w:vAlign w:val="center"/>
-          </w:tcPr>
-          <w:p>
-            <w:r>
-              <w:rPr>
-                <w:rFonts w:ascii="Times New Roman" w:hAnsi="Times New Roman"/>
-                <w:sz w:val="16"/>
-              </w:rPr>
-              <w:t xml:space="preserve"/>
-            </w:r>
-          </w:p>
-        </w:tc>
-        <w:tc>
-          <w:tcPr>
-            <w:tcW w:w="992" w:type="dxa"/>
-            <w:tcBorders>
-              <w:top w:val="single" w:sz="4" w:space="0" w:color="auto"/>
-              <w:left w:val="single" w:sz="4" w:space="0" w:color="auto"/>
-              <w:bottom w:val="single" w:sz="4" w:space="0" w:color="auto"/>
-              <w:right w:val="single" w:sz="4" w:space="0" w:color="auto"/>
-            </w:tcBorders>
-            <w:shd w:val="clear" w:color="auto" w:fill="auto"/>
-            <w:vAlign w:val="center"/>
-          </w:tcPr>
-          <w:p>
-            <w:r>
-              <w:rPr>
-                <w:rFonts w:ascii="Times New Roman" w:hAnsi="Times New Roman"/>
-                <w:sz w:val="16"/>
-              </w:rPr>
-              <w:t xml:space="preserve"/>
-            </w:r>
-          </w:p>
-        </w:tc>
-      </w:tr>
-      <w:tr>
-        <w:trPr>
-          <w:jc w:val="center"/>
-        </w:trPr>
-        <w:tc>
-          <w:tcPr>
-            <w:tcW w:w="421" w:type="dxa"/>
-            <w:tcBorders>
-              <w:top w:val="single" w:sz="4" w:space="0" w:color="auto"/>
-              <w:left w:val="single" w:sz="4" w:space="0" w:color="auto"/>
-              <w:bottom w:val="single" w:sz="4" w:space="0" w:color="auto"/>
-              <w:right w:val="single" w:sz="4" w:space="0" w:color="auto"/>
-            </w:tcBorders>
-            <w:shd w:val="clear" w:color="auto" w:fill="auto"/>
-            <w:vAlign w:val="center"/>
-            <w:hideMark/>
-          </w:tcPr>
-          <w:p>
-            <w:r>
-              <w:rPr>
-                <w:rFonts w:ascii="Times New Roman" w:hAnsi="Times New Roman"/>
-                <w:sz w:val="16"/>
-              </w:rPr>
-              <w:t xml:space="preserve">14</w:t>
-            </w:r>
-          </w:p>
-        </w:tc>
-        <w:tc>
-          <w:tcPr>
-            <w:tcW w:w="571" w:type="dxa"/>
-            <w:tcBorders>
-              <w:top w:val="single" w:sz="4" w:space="0" w:color="auto"/>
-              <w:left w:val="single" w:sz="4" w:space="0" w:color="auto"/>
-              <w:bottom w:val="single" w:sz="4" w:space="0" w:color="auto"/>
-              <w:right w:val="single" w:sz="4" w:space="0" w:color="auto"/>
-            </w:tcBorders>
-            <w:shd w:val="clear" w:color="auto" w:fill="auto"/>
-            <w:vAlign w:val="center"/>
-          </w:tcPr>
-          <w:p>
-            <w:r>
-              <w:rPr>
-                <w:rFonts w:ascii="Times New Roman" w:hAnsi="Times New Roman"/>
-                <w:sz w:val="16"/>
-              </w:rPr>
-              <w:t xml:space="preserve"/>
-            </w:r>
-          </w:p>
-        </w:tc>
-        <w:tc>
-          <w:tcPr>
-            <w:tcW w:w="567" w:type="dxa"/>
-            <w:tcBorders>
-              <w:top w:val="single" w:sz="4" w:space="0" w:color="auto"/>
-              <w:left w:val="single" w:sz="4" w:space="0" w:color="auto"/>
-              <w:bottom w:val="single" w:sz="4" w:space="0" w:color="auto"/>
-              <w:right w:val="single" w:sz="4" w:space="0" w:color="auto"/>
-            </w:tcBorders>
-            <w:shd w:val="clear" w:color="auto" w:fill="auto"/>
-            <w:vAlign w:val="center"/>
-          </w:tcPr>
-          <w:p>
-            <w:r>
-              <w:rPr>
-                <w:rFonts w:ascii="Times New Roman" w:hAnsi="Times New Roman"/>
-                <w:sz w:val="16"/>
-              </w:rPr>
-              <w:t xml:space="preserve"/>
-            </w:r>
-          </w:p>
-        </w:tc>
-        <w:tc>
-          <w:tcPr>
-            <w:tcW w:w="709" w:type="dxa"/>
-            <w:tcBorders>
-              <w:top w:val="single" w:sz="4" w:space="0" w:color="auto"/>
-              <w:left w:val="single" w:sz="4" w:space="0" w:color="auto"/>
-              <w:bottom w:val="single" w:sz="4" w:space="0" w:color="auto"/>
-              <w:right w:val="single" w:sz="4" w:space="0" w:color="auto"/>
-            </w:tcBorders>
-            <w:shd w:val="clear" w:color="auto" w:fill="auto"/>
-            <w:vAlign w:val="center"/>
-          </w:tcPr>
-          <w:p>
-            <w:r>
-              <w:rPr>
-                <w:rFonts w:ascii="Times New Roman" w:hAnsi="Times New Roman"/>
-                <w:sz w:val="16"/>
-              </w:rPr>
-              <w:t xml:space="preserve"/>
-            </w:r>
-          </w:p>
-        </w:tc>
-        <w:tc>
-          <w:tcPr>
-            <w:tcW w:w="2122" w:type="dxa"/>
-            <w:tcBorders>
-              <w:top w:val="single" w:sz="4" w:space="0" w:color="auto"/>
-              <w:left w:val="single" w:sz="4" w:space="0" w:color="auto"/>
-              <w:bottom w:val="single" w:sz="4" w:space="0" w:color="auto"/>
-              <w:right w:val="single" w:sz="4" w:space="0" w:color="auto"/>
-            </w:tcBorders>
-            <w:shd w:val="clear" w:color="auto" w:fill="auto"/>
-            <w:vAlign w:val="bottom"/>
-          </w:tcPr>
-          <w:p>
-            <w:r>
-              <w:rPr>
-                <w:rFonts w:ascii="Times New Roman" w:hAnsi="Times New Roman"/>
-                <w:sz w:val="16"/>
-              </w:rPr>
-              <w:t xml:space="preserve">МИДАЕВ УМАР МАЙРАБЕКОВИЧ</w:t>
-            </w:r>
-          </w:p>
-        </w:tc>
-        <w:tc>
-          <w:tcPr>
-            <w:tcW w:w="567" w:type="dxa"/>
-            <w:tcBorders>
-              <w:top w:val="single" w:sz="4" w:space="0" w:color="auto"/>
-              <w:left w:val="single" w:sz="4" w:space="0" w:color="auto"/>
-              <w:bottom w:val="single" w:sz="4" w:space="0" w:color="auto"/>
-              <w:right w:val="single" w:sz="4" w:space="0" w:color="auto"/>
-            </w:tcBorders>
-            <w:shd w:val="clear" w:color="auto" w:fill="auto"/>
-            <w:vAlign w:val="center"/>
-          </w:tcPr>
-          <w:p>
-            <w:r>
-              <w:rPr>
-                <w:rFonts w:ascii="Times New Roman" w:hAnsi="Times New Roman"/>
-                <w:sz w:val="16"/>
-              </w:rPr>
-              <w:t xml:space="preserve"/>
-            </w:r>
-          </w:p>
-        </w:tc>
-        <w:tc>
-          <w:tcPr>
-            <w:tcW w:w="567" w:type="dxa"/>
-            <w:tcBorders>
-              <w:top w:val="single" w:sz="4" w:space="0" w:color="auto"/>
-              <w:left w:val="single" w:sz="4" w:space="0" w:color="auto"/>
-              <w:bottom w:val="single" w:sz="4" w:space="0" w:color="auto"/>
-              <w:right w:val="single" w:sz="4" w:space="0" w:color="auto"/>
-            </w:tcBorders>
-            <w:shd w:val="clear" w:color="auto" w:fill="auto"/>
-            <w:vAlign w:val="center"/>
-          </w:tcPr>
-          <w:p>
-            <w:r>
-              <w:rPr>
-                <w:rFonts w:ascii="Times New Roman" w:hAnsi="Times New Roman"/>
-                <w:sz w:val="16"/>
-              </w:rPr>
-              <w:t xml:space="preserve"/>
-            </w:r>
-          </w:p>
-        </w:tc>
-        <w:tc>
-          <w:tcPr>
-            <w:tcW w:w="567" w:type="dxa"/>
-            <w:tcBorders>
-              <w:top w:val="single" w:sz="4" w:space="0" w:color="auto"/>
-              <w:left w:val="single" w:sz="4" w:space="0" w:color="auto"/>
-              <w:bottom w:val="single" w:sz="4" w:space="0" w:color="auto"/>
-              <w:right w:val="single" w:sz="4" w:space="0" w:color="auto"/>
-            </w:tcBorders>
-            <w:shd w:val="clear" w:color="auto" w:fill="auto"/>
-            <w:vAlign w:val="center"/>
-          </w:tcPr>
-          <w:p>
-            <w:r>
-              <w:rPr>
-                <w:rFonts w:ascii="Times New Roman" w:hAnsi="Times New Roman"/>
-                <w:sz w:val="16"/>
-              </w:rPr>
-              <w:t xml:space="preserve"/>
-            </w:r>
-          </w:p>
-        </w:tc>
-        <w:tc>
-          <w:tcPr>
-            <w:tcW w:w="566" w:type="dxa"/>
-            <w:tcBorders>
-              <w:top w:val="single" w:sz="4" w:space="0" w:color="auto"/>
-              <w:left w:val="single" w:sz="4" w:space="0" w:color="auto"/>
-              <w:bottom w:val="single" w:sz="4" w:space="0" w:color="auto"/>
-              <w:right w:val="single" w:sz="4" w:space="0" w:color="auto"/>
-            </w:tcBorders>
-            <w:shd w:val="clear" w:color="auto" w:fill="auto"/>
-            <w:vAlign w:val="center"/>
-          </w:tcPr>
-          <w:p>
-            <w:r>
-              <w:rPr>
-                <w:rFonts w:ascii="Times New Roman" w:hAnsi="Times New Roman"/>
-                <w:sz w:val="16"/>
-              </w:rPr>
-              <w:t xml:space="preserve"/>
-            </w:r>
-          </w:p>
-        </w:tc>
-        <w:tc>
-          <w:tcPr>
-            <w:tcW w:w="568" w:type="dxa"/>
-            <w:tcBorders>
-              <w:top w:val="single" w:sz="4" w:space="0" w:color="auto"/>
-              <w:left w:val="single" w:sz="4" w:space="0" w:color="auto"/>
-              <w:bottom w:val="single" w:sz="4" w:space="0" w:color="auto"/>
-              <w:right w:val="single" w:sz="4" w:space="0" w:color="auto"/>
-            </w:tcBorders>
-            <w:shd w:val="clear" w:color="auto" w:fill="auto"/>
-            <w:vAlign w:val="center"/>
-          </w:tcPr>
-          <w:p>
-            <w:r>
-              <w:rPr>
-                <w:rFonts w:ascii="Times New Roman" w:hAnsi="Times New Roman"/>
-                <w:sz w:val="16"/>
-              </w:rPr>
-              <w:t xml:space="preserve"/>
-            </w:r>
-          </w:p>
-        </w:tc>
-        <w:tc>
-          <w:tcPr>
-            <w:tcW w:w="708" w:type="dxa"/>
-            <w:tcBorders>
-              <w:top w:val="single" w:sz="4" w:space="0" w:color="auto"/>
-              <w:left w:val="single" w:sz="4" w:space="0" w:color="auto"/>
-              <w:bottom w:val="single" w:sz="4" w:space="0" w:color="auto"/>
-              <w:right w:val="single" w:sz="4" w:space="0" w:color="auto"/>
-            </w:tcBorders>
-            <w:shd w:val="clear" w:color="auto" w:fill="auto"/>
-            <w:vAlign w:val="center"/>
-          </w:tcPr>
-          <w:p>
-            <w:r>
-              <w:rPr>
-                <w:rFonts w:ascii="Times New Roman" w:hAnsi="Times New Roman"/>
-                <w:sz w:val="16"/>
-              </w:rPr>
-              <w:t xml:space="preserve"/>
-            </w:r>
-          </w:p>
-        </w:tc>
-        <w:tc>
-          <w:tcPr>
-            <w:tcW w:w="709" w:type="dxa"/>
-            <w:tcBorders>
-              <w:top w:val="single" w:sz="4" w:space="0" w:color="auto"/>
-              <w:left w:val="single" w:sz="4" w:space="0" w:color="auto"/>
-              <w:bottom w:val="single" w:sz="4" w:space="0" w:color="auto"/>
-              <w:right w:val="single" w:sz="4" w:space="0" w:color="auto"/>
-            </w:tcBorders>
-            <w:shd w:val="clear" w:color="auto" w:fill="auto"/>
-            <w:vAlign w:val="center"/>
-          </w:tcPr>
-          <w:p>
-            <w:r>
-              <w:rPr>
-                <w:rFonts w:ascii="Times New Roman" w:hAnsi="Times New Roman"/>
-                <w:sz w:val="16"/>
-              </w:rPr>
-              <w:t xml:space="preserve"/>
-            </w:r>
-          </w:p>
-        </w:tc>
-        <w:tc>
-          <w:tcPr>
-            <w:tcW w:w="567" w:type="dxa"/>
-            <w:tcBorders>
-              <w:top w:val="single" w:sz="4" w:space="0" w:color="auto"/>
-              <w:left w:val="single" w:sz="4" w:space="0" w:color="auto"/>
-              <w:bottom w:val="single" w:sz="4" w:space="0" w:color="auto"/>
-              <w:right w:val="single" w:sz="4" w:space="0" w:color="auto"/>
-            </w:tcBorders>
-            <w:shd w:val="clear" w:color="auto" w:fill="auto"/>
-            <w:vAlign w:val="center"/>
-          </w:tcPr>
-          <w:p>
-            <w:r>
-              <w:rPr>
-                <w:rFonts w:ascii="Times New Roman" w:hAnsi="Times New Roman"/>
-                <w:sz w:val="16"/>
-              </w:rPr>
-              <w:t xml:space="preserve"/>
-            </w:r>
-          </w:p>
-        </w:tc>
-        <w:tc>
-          <w:tcPr>
-            <w:tcW w:w="709" w:type="dxa"/>
-            <w:tcBorders>
-              <w:top w:val="single" w:sz="4" w:space="0" w:color="auto"/>
-              <w:left w:val="single" w:sz="4" w:space="0" w:color="auto"/>
-              <w:bottom w:val="single" w:sz="4" w:space="0" w:color="auto"/>
-              <w:right w:val="single" w:sz="4" w:space="0" w:color="auto"/>
-            </w:tcBorders>
-            <w:shd w:val="clear" w:color="auto" w:fill="auto"/>
-            <w:vAlign w:val="center"/>
-          </w:tcPr>
-          <w:p>
-            <w:r>
-              <w:rPr>
-                <w:rFonts w:ascii="Times New Roman" w:hAnsi="Times New Roman"/>
-                <w:sz w:val="16"/>
-              </w:rPr>
-              <w:t xml:space="preserve"/>
-            </w:r>
-          </w:p>
-        </w:tc>
-        <w:tc>
-          <w:tcPr>
-            <w:tcW w:w="992" w:type="dxa"/>
-            <w:tcBorders>
-              <w:top w:val="single" w:sz="4" w:space="0" w:color="auto"/>
-              <w:left w:val="single" w:sz="4" w:space="0" w:color="auto"/>
-              <w:bottom w:val="single" w:sz="4" w:space="0" w:color="auto"/>
-              <w:right w:val="single" w:sz="4" w:space="0" w:color="auto"/>
-            </w:tcBorders>
-            <w:shd w:val="clear" w:color="auto" w:fill="auto"/>
-            <w:vAlign w:val="center"/>
-          </w:tcPr>
-          <w:p>
-            <w:r>
-              <w:rPr>
-                <w:rFonts w:ascii="Times New Roman" w:hAnsi="Times New Roman"/>
-                <w:sz w:val="16"/>
-              </w:rPr>
-              <w:t xml:space="preserve"/>
-            </w:r>
-          </w:p>
-        </w:tc>
-      </w:tr>
-      <w:tr>
-        <w:trPr>
-          <w:jc w:val="center"/>
-        </w:trPr>
-        <w:tc>
-          <w:tcPr>
-            <w:tcW w:w="421" w:type="dxa"/>
-            <w:tcBorders>
-              <w:top w:val="single" w:sz="4" w:space="0" w:color="auto"/>
-              <w:left w:val="single" w:sz="4" w:space="0" w:color="auto"/>
-              <w:bottom w:val="single" w:sz="4" w:space="0" w:color="auto"/>
-              <w:right w:val="single" w:sz="4" w:space="0" w:color="auto"/>
-            </w:tcBorders>
-            <w:shd w:val="clear" w:color="auto" w:fill="auto"/>
-            <w:vAlign w:val="center"/>
-            <w:hideMark/>
-          </w:tcPr>
-          <w:p>
-            <w:r>
-              <w:rPr>
-                <w:rFonts w:ascii="Times New Roman" w:hAnsi="Times New Roman"/>
-                <w:sz w:val="16"/>
-              </w:rPr>
-              <w:t xml:space="preserve">15</w:t>
-            </w:r>
-          </w:p>
-        </w:tc>
-        <w:tc>
-          <w:tcPr>
-            <w:tcW w:w="571" w:type="dxa"/>
-            <w:tcBorders>
-              <w:top w:val="single" w:sz="4" w:space="0" w:color="auto"/>
-              <w:left w:val="single" w:sz="4" w:space="0" w:color="auto"/>
-              <w:bottom w:val="single" w:sz="4" w:space="0" w:color="auto"/>
-              <w:right w:val="single" w:sz="4" w:space="0" w:color="auto"/>
-            </w:tcBorders>
-            <w:shd w:val="clear" w:color="auto" w:fill="auto"/>
-            <w:vAlign w:val="center"/>
-          </w:tcPr>
-          <w:p>
-            <w:r>
-              <w:rPr>
-                <w:rFonts w:ascii="Times New Roman" w:hAnsi="Times New Roman"/>
-                <w:sz w:val="16"/>
-              </w:rPr>
-              <w:t xml:space="preserve"/>
-            </w:r>
-          </w:p>
-        </w:tc>
-        <w:tc>
-          <w:tcPr>
-            <w:tcW w:w="567" w:type="dxa"/>
-            <w:tcBorders>
-              <w:top w:val="single" w:sz="4" w:space="0" w:color="auto"/>
-              <w:left w:val="single" w:sz="4" w:space="0" w:color="auto"/>
-              <w:bottom w:val="single" w:sz="4" w:space="0" w:color="auto"/>
-              <w:right w:val="single" w:sz="4" w:space="0" w:color="auto"/>
-            </w:tcBorders>
-            <w:shd w:val="clear" w:color="auto" w:fill="auto"/>
-            <w:vAlign w:val="center"/>
-          </w:tcPr>
-          <w:p>
-            <w:r>
-              <w:rPr>
-                <w:rFonts w:ascii="Times New Roman" w:hAnsi="Times New Roman"/>
-                <w:sz w:val="16"/>
-              </w:rPr>
-              <w:t xml:space="preserve"/>
-            </w:r>
-          </w:p>
-        </w:tc>
-        <w:tc>
-          <w:tcPr>
-            <w:tcW w:w="709" w:type="dxa"/>
-            <w:tcBorders>
-              <w:top w:val="single" w:sz="4" w:space="0" w:color="auto"/>
-              <w:left w:val="single" w:sz="4" w:space="0" w:color="auto"/>
-              <w:bottom w:val="single" w:sz="4" w:space="0" w:color="auto"/>
-              <w:right w:val="single" w:sz="4" w:space="0" w:color="auto"/>
-            </w:tcBorders>
-            <w:shd w:val="clear" w:color="auto" w:fill="auto"/>
-            <w:vAlign w:val="center"/>
-          </w:tcPr>
-          <w:p>
-            <w:r>
-              <w:rPr>
-                <w:rFonts w:ascii="Times New Roman" w:hAnsi="Times New Roman"/>
-                <w:sz w:val="16"/>
-              </w:rPr>
-              <w:t xml:space="preserve"/>
-            </w:r>
-          </w:p>
-        </w:tc>
-        <w:tc>
-          <w:tcPr>
-            <w:tcW w:w="2122" w:type="dxa"/>
-            <w:tcBorders>
-              <w:top w:val="single" w:sz="4" w:space="0" w:color="auto"/>
-              <w:left w:val="single" w:sz="4" w:space="0" w:color="auto"/>
-              <w:bottom w:val="single" w:sz="4" w:space="0" w:color="auto"/>
-              <w:right w:val="single" w:sz="4" w:space="0" w:color="auto"/>
-            </w:tcBorders>
-            <w:shd w:val="clear" w:color="auto" w:fill="auto"/>
-            <w:vAlign w:val="bottom"/>
-          </w:tcPr>
-          <w:p>
-            <w:r>
-              <w:rPr>
-                <w:rFonts w:ascii="Times New Roman" w:hAnsi="Times New Roman"/>
-                <w:sz w:val="16"/>
-              </w:rPr>
-              <w:t xml:space="preserve">ПИЛИПЦЕВ ВЛАДИСЛАВ ИВАНОВИЧ</w:t>
-            </w:r>
-          </w:p>
-        </w:tc>
-        <w:tc>
-          <w:tcPr>
-            <w:tcW w:w="567" w:type="dxa"/>
-            <w:tcBorders>
-              <w:top w:val="single" w:sz="4" w:space="0" w:color="auto"/>
-              <w:left w:val="single" w:sz="4" w:space="0" w:color="auto"/>
-              <w:bottom w:val="single" w:sz="4" w:space="0" w:color="auto"/>
-              <w:right w:val="single" w:sz="4" w:space="0" w:color="auto"/>
-            </w:tcBorders>
-            <w:shd w:val="clear" w:color="auto" w:fill="auto"/>
-            <w:vAlign w:val="center"/>
-          </w:tcPr>
-          <w:p>
-            <w:r>
-              <w:rPr>
-                <w:rFonts w:ascii="Times New Roman" w:hAnsi="Times New Roman"/>
-                <w:sz w:val="16"/>
-              </w:rPr>
-              <w:t xml:space="preserve"/>
-            </w:r>
-          </w:p>
-        </w:tc>
-        <w:tc>
-          <w:tcPr>
-            <w:tcW w:w="567" w:type="dxa"/>
-            <w:tcBorders>
-              <w:top w:val="single" w:sz="4" w:space="0" w:color="auto"/>
-              <w:left w:val="single" w:sz="4" w:space="0" w:color="auto"/>
-              <w:bottom w:val="single" w:sz="4" w:space="0" w:color="auto"/>
-              <w:right w:val="single" w:sz="4" w:space="0" w:color="auto"/>
-            </w:tcBorders>
-            <w:shd w:val="clear" w:color="auto" w:fill="auto"/>
-            <w:vAlign w:val="center"/>
-          </w:tcPr>
-          <w:p>
-            <w:r>
-              <w:rPr>
-                <w:rFonts w:ascii="Times New Roman" w:hAnsi="Times New Roman"/>
-                <w:sz w:val="16"/>
-              </w:rPr>
-              <w:t xml:space="preserve"/>
-            </w:r>
-          </w:p>
-        </w:tc>
-        <w:tc>
-          <w:tcPr>
-            <w:tcW w:w="567" w:type="dxa"/>
-            <w:tcBorders>
-              <w:top w:val="single" w:sz="4" w:space="0" w:color="auto"/>
-              <w:left w:val="single" w:sz="4" w:space="0" w:color="auto"/>
-              <w:bottom w:val="single" w:sz="4" w:space="0" w:color="auto"/>
-              <w:right w:val="single" w:sz="4" w:space="0" w:color="auto"/>
-            </w:tcBorders>
-            <w:shd w:val="clear" w:color="auto" w:fill="auto"/>
-            <w:vAlign w:val="center"/>
-          </w:tcPr>
-          <w:p>
-            <w:r>
-              <w:rPr>
-                <w:rFonts w:ascii="Times New Roman" w:hAnsi="Times New Roman"/>
-                <w:sz w:val="16"/>
-              </w:rPr>
-              <w:t xml:space="preserve"/>
-            </w:r>
-          </w:p>
-        </w:tc>
-        <w:tc>
-          <w:tcPr>
-            <w:tcW w:w="566" w:type="dxa"/>
-            <w:tcBorders>
-              <w:top w:val="single" w:sz="4" w:space="0" w:color="auto"/>
-              <w:left w:val="single" w:sz="4" w:space="0" w:color="auto"/>
-              <w:bottom w:val="single" w:sz="4" w:space="0" w:color="auto"/>
-              <w:right w:val="single" w:sz="4" w:space="0" w:color="auto"/>
-            </w:tcBorders>
-            <w:shd w:val="clear" w:color="auto" w:fill="auto"/>
-            <w:vAlign w:val="center"/>
-          </w:tcPr>
-          <w:p>
-            <w:r>
-              <w:rPr>
-                <w:rFonts w:ascii="Times New Roman" w:hAnsi="Times New Roman"/>
-                <w:sz w:val="16"/>
-              </w:rPr>
-              <w:t xml:space="preserve"/>
-            </w:r>
-          </w:p>
-        </w:tc>
-        <w:tc>
-          <w:tcPr>
-            <w:tcW w:w="568" w:type="dxa"/>
-            <w:tcBorders>
-              <w:top w:val="single" w:sz="4" w:space="0" w:color="auto"/>
-              <w:left w:val="single" w:sz="4" w:space="0" w:color="auto"/>
-              <w:bottom w:val="single" w:sz="4" w:space="0" w:color="auto"/>
-              <w:right w:val="single" w:sz="4" w:space="0" w:color="auto"/>
-            </w:tcBorders>
-            <w:shd w:val="clear" w:color="auto" w:fill="auto"/>
-            <w:vAlign w:val="center"/>
-          </w:tcPr>
-          <w:p>
-            <w:r>
-              <w:rPr>
-                <w:rFonts w:ascii="Times New Roman" w:hAnsi="Times New Roman"/>
-                <w:sz w:val="16"/>
-              </w:rPr>
-              <w:t xml:space="preserve"/>
-            </w:r>
-          </w:p>
-        </w:tc>
-        <w:tc>
-          <w:tcPr>
-            <w:tcW w:w="708" w:type="dxa"/>
-            <w:tcBorders>
-              <w:top w:val="single" w:sz="4" w:space="0" w:color="auto"/>
-              <w:left w:val="single" w:sz="4" w:space="0" w:color="auto"/>
-              <w:bottom w:val="single" w:sz="4" w:space="0" w:color="auto"/>
-              <w:right w:val="single" w:sz="4" w:space="0" w:color="auto"/>
-            </w:tcBorders>
-            <w:shd w:val="clear" w:color="auto" w:fill="auto"/>
-            <w:vAlign w:val="center"/>
-          </w:tcPr>
-          <w:p>
-            <w:r>
-              <w:rPr>
-                <w:rFonts w:ascii="Times New Roman" w:hAnsi="Times New Roman"/>
-                <w:sz w:val="16"/>
-              </w:rPr>
-              <w:t xml:space="preserve"/>
-            </w:r>
-          </w:p>
-        </w:tc>
-        <w:tc>
-          <w:tcPr>
-            <w:tcW w:w="709" w:type="dxa"/>
-            <w:tcBorders>
-              <w:top w:val="single" w:sz="4" w:space="0" w:color="auto"/>
-              <w:left w:val="single" w:sz="4" w:space="0" w:color="auto"/>
-              <w:bottom w:val="single" w:sz="4" w:space="0" w:color="auto"/>
-              <w:right w:val="single" w:sz="4" w:space="0" w:color="auto"/>
-            </w:tcBorders>
-            <w:shd w:val="clear" w:color="auto" w:fill="auto"/>
-            <w:vAlign w:val="center"/>
-          </w:tcPr>
-          <w:p>
-            <w:r>
-              <w:rPr>
-                <w:rFonts w:ascii="Times New Roman" w:hAnsi="Times New Roman"/>
-                <w:sz w:val="16"/>
-              </w:rPr>
-              <w:t xml:space="preserve"/>
-            </w:r>
-          </w:p>
-        </w:tc>
-        <w:tc>
-          <w:tcPr>
-            <w:tcW w:w="567" w:type="dxa"/>
-            <w:tcBorders>
-              <w:top w:val="single" w:sz="4" w:space="0" w:color="auto"/>
-              <w:left w:val="single" w:sz="4" w:space="0" w:color="auto"/>
-              <w:bottom w:val="single" w:sz="4" w:space="0" w:color="auto"/>
-              <w:right w:val="single" w:sz="4" w:space="0" w:color="auto"/>
-            </w:tcBorders>
-            <w:shd w:val="clear" w:color="auto" w:fill="auto"/>
-            <w:vAlign w:val="center"/>
-          </w:tcPr>
-          <w:p>
-            <w:r>
-              <w:rPr>
-                <w:rFonts w:ascii="Times New Roman" w:hAnsi="Times New Roman"/>
-                <w:sz w:val="16"/>
-              </w:rPr>
-              <w:t xml:space="preserve"/>
-            </w:r>
-          </w:p>
-        </w:tc>
-        <w:tc>
-          <w:tcPr>
-            <w:tcW w:w="709" w:type="dxa"/>
-            <w:tcBorders>
-              <w:top w:val="single" w:sz="4" w:space="0" w:color="auto"/>
-              <w:left w:val="single" w:sz="4" w:space="0" w:color="auto"/>
-              <w:bottom w:val="single" w:sz="4" w:space="0" w:color="auto"/>
-              <w:right w:val="single" w:sz="4" w:space="0" w:color="auto"/>
-            </w:tcBorders>
-            <w:shd w:val="clear" w:color="auto" w:fill="auto"/>
-            <w:vAlign w:val="center"/>
-          </w:tcPr>
-          <w:p>
-            <w:r>
-              <w:rPr>
-                <w:rFonts w:ascii="Times New Roman" w:hAnsi="Times New Roman"/>
-                <w:sz w:val="16"/>
-              </w:rPr>
-              <w:t xml:space="preserve"/>
-            </w:r>
-          </w:p>
-        </w:tc>
-        <w:tc>
-          <w:tcPr>
-            <w:tcW w:w="992" w:type="dxa"/>
-            <w:tcBorders>
-              <w:top w:val="single" w:sz="4" w:space="0" w:color="auto"/>
-              <w:left w:val="single" w:sz="4" w:space="0" w:color="auto"/>
-              <w:bottom w:val="single" w:sz="4" w:space="0" w:color="auto"/>
-              <w:right w:val="single" w:sz="4" w:space="0" w:color="auto"/>
-            </w:tcBorders>
-            <w:shd w:val="clear" w:color="auto" w:fill="auto"/>
-            <w:vAlign w:val="center"/>
-          </w:tcPr>
-          <w:p>
-            <w:r>
-              <w:rPr>
-                <w:rFonts w:ascii="Times New Roman" w:hAnsi="Times New Roman"/>
-                <w:sz w:val="16"/>
-              </w:rPr>
-              <w:t xml:space="preserve"/>
-            </w:r>
-          </w:p>
-        </w:tc>
-      </w:tr>
-      <w:tr>
-        <w:trPr>
-          <w:jc w:val="center"/>
-        </w:trPr>
-        <w:tc>
-          <w:tcPr>
-            <w:tcW w:w="421" w:type="dxa"/>
-            <w:tcBorders>
-              <w:top w:val="single" w:sz="4" w:space="0" w:color="auto"/>
-              <w:left w:val="single" w:sz="4" w:space="0" w:color="auto"/>
-              <w:bottom w:val="single" w:sz="4" w:space="0" w:color="auto"/>
-              <w:right w:val="single" w:sz="4" w:space="0" w:color="auto"/>
-            </w:tcBorders>
-            <w:shd w:val="clear" w:color="auto" w:fill="auto"/>
-            <w:vAlign w:val="center"/>
-            <w:hideMark/>
-          </w:tcPr>
-          <w:p>
-            <w:r>
-              <w:rPr>
-                <w:rFonts w:ascii="Times New Roman" w:hAnsi="Times New Roman"/>
-                <w:sz w:val="16"/>
-              </w:rPr>
-              <w:t xml:space="preserve">16</w:t>
-            </w:r>
-          </w:p>
-        </w:tc>
-        <w:tc>
-          <w:tcPr>
-            <w:tcW w:w="571" w:type="dxa"/>
-            <w:tcBorders>
-              <w:top w:val="single" w:sz="4" w:space="0" w:color="auto"/>
-              <w:left w:val="single" w:sz="4" w:space="0" w:color="auto"/>
-              <w:bottom w:val="single" w:sz="4" w:space="0" w:color="auto"/>
-              <w:right w:val="single" w:sz="4" w:space="0" w:color="auto"/>
-            </w:tcBorders>
-            <w:shd w:val="clear" w:color="auto" w:fill="auto"/>
-            <w:vAlign w:val="center"/>
-          </w:tcPr>
-          <w:p>
-            <w:r>
-              <w:rPr>
-                <w:rFonts w:ascii="Times New Roman" w:hAnsi="Times New Roman"/>
-                <w:sz w:val="16"/>
-              </w:rPr>
-              <w:t xml:space="preserve"/>
-            </w:r>
-          </w:p>
-        </w:tc>
-        <w:tc>
-          <w:tcPr>
-            <w:tcW w:w="567" w:type="dxa"/>
-            <w:tcBorders>
-              <w:top w:val="single" w:sz="4" w:space="0" w:color="auto"/>
-              <w:left w:val="single" w:sz="4" w:space="0" w:color="auto"/>
-              <w:bottom w:val="single" w:sz="4" w:space="0" w:color="auto"/>
-              <w:right w:val="single" w:sz="4" w:space="0" w:color="auto"/>
-            </w:tcBorders>
-            <w:shd w:val="clear" w:color="auto" w:fill="auto"/>
-            <w:vAlign w:val="center"/>
-          </w:tcPr>
-          <w:p>
-            <w:r>
-              <w:rPr>
-                <w:rFonts w:ascii="Times New Roman" w:hAnsi="Times New Roman"/>
-                <w:sz w:val="16"/>
-              </w:rPr>
-              <w:t xml:space="preserve"/>
-            </w:r>
-          </w:p>
-        </w:tc>
-        <w:tc>
-          <w:tcPr>
-            <w:tcW w:w="709" w:type="dxa"/>
-            <w:tcBorders>
-              <w:top w:val="single" w:sz="4" w:space="0" w:color="auto"/>
-              <w:left w:val="single" w:sz="4" w:space="0" w:color="auto"/>
-              <w:bottom w:val="single" w:sz="4" w:space="0" w:color="auto"/>
-              <w:right w:val="single" w:sz="4" w:space="0" w:color="auto"/>
-            </w:tcBorders>
-            <w:shd w:val="clear" w:color="auto" w:fill="auto"/>
-            <w:vAlign w:val="center"/>
-          </w:tcPr>
-          <w:p>
-            <w:r>
-              <w:rPr>
-                <w:rFonts w:ascii="Times New Roman" w:hAnsi="Times New Roman"/>
-                <w:sz w:val="16"/>
-              </w:rPr>
-              <w:t xml:space="preserve"/>
-            </w:r>
-          </w:p>
-        </w:tc>
-        <w:tc>
-          <w:tcPr>
-            <w:tcW w:w="2122" w:type="dxa"/>
-            <w:tcBorders>
-              <w:top w:val="single" w:sz="4" w:space="0" w:color="auto"/>
-              <w:left w:val="single" w:sz="4" w:space="0" w:color="auto"/>
-              <w:bottom w:val="single" w:sz="4" w:space="0" w:color="auto"/>
-              <w:right w:val="single" w:sz="4" w:space="0" w:color="auto"/>
-            </w:tcBorders>
-            <w:shd w:val="clear" w:color="auto" w:fill="auto"/>
-            <w:vAlign w:val="bottom"/>
-          </w:tcPr>
-          <w:p>
-            <w:r>
-              <w:rPr>
-                <w:rFonts w:ascii="Times New Roman" w:hAnsi="Times New Roman"/>
-                <w:sz w:val="16"/>
-              </w:rPr>
-              <w:t xml:space="preserve">ПОЛЫВЯННАЯ ПОЛИНА АЛЕКСАНДРОВНА</w:t>
-            </w:r>
-          </w:p>
-        </w:tc>
-        <w:tc>
-          <w:tcPr>
-            <w:tcW w:w="567" w:type="dxa"/>
-            <w:tcBorders>
-              <w:top w:val="single" w:sz="4" w:space="0" w:color="auto"/>
-              <w:left w:val="single" w:sz="4" w:space="0" w:color="auto"/>
-              <w:bottom w:val="single" w:sz="4" w:space="0" w:color="auto"/>
-              <w:right w:val="single" w:sz="4" w:space="0" w:color="auto"/>
-            </w:tcBorders>
-            <w:shd w:val="clear" w:color="auto" w:fill="auto"/>
-            <w:vAlign w:val="center"/>
-          </w:tcPr>
-          <w:p>
-            <w:r>
-              <w:rPr>
-                <w:rFonts w:ascii="Times New Roman" w:hAnsi="Times New Roman"/>
-                <w:sz w:val="16"/>
-              </w:rPr>
-              <w:t xml:space="preserve"/>
-            </w:r>
-          </w:p>
-        </w:tc>
-        <w:tc>
-          <w:tcPr>
-            <w:tcW w:w="567" w:type="dxa"/>
-            <w:tcBorders>
-              <w:top w:val="single" w:sz="4" w:space="0" w:color="auto"/>
-              <w:left w:val="single" w:sz="4" w:space="0" w:color="auto"/>
-              <w:bottom w:val="single" w:sz="4" w:space="0" w:color="auto"/>
-              <w:right w:val="single" w:sz="4" w:space="0" w:color="auto"/>
-            </w:tcBorders>
-            <w:shd w:val="clear" w:color="auto" w:fill="auto"/>
-            <w:vAlign w:val="center"/>
-          </w:tcPr>
-          <w:p>
-            <w:r>
-              <w:rPr>
-                <w:rFonts w:ascii="Times New Roman" w:hAnsi="Times New Roman"/>
-                <w:sz w:val="16"/>
-              </w:rPr>
-              <w:t xml:space="preserve"/>
-            </w:r>
-          </w:p>
-        </w:tc>
-        <w:tc>
-          <w:tcPr>
-            <w:tcW w:w="567" w:type="dxa"/>
-            <w:tcBorders>
-              <w:top w:val="single" w:sz="4" w:space="0" w:color="auto"/>
-              <w:left w:val="single" w:sz="4" w:space="0" w:color="auto"/>
-              <w:bottom w:val="single" w:sz="4" w:space="0" w:color="auto"/>
-              <w:right w:val="single" w:sz="4" w:space="0" w:color="auto"/>
-            </w:tcBorders>
-            <w:shd w:val="clear" w:color="auto" w:fill="auto"/>
-            <w:vAlign w:val="center"/>
-          </w:tcPr>
-          <w:p>
-            <w:r>
-              <w:rPr>
-                <w:rFonts w:ascii="Times New Roman" w:hAnsi="Times New Roman"/>
-                <w:sz w:val="16"/>
-              </w:rPr>
-              <w:t xml:space="preserve"/>
-            </w:r>
-          </w:p>
-        </w:tc>
-        <w:tc>
-          <w:tcPr>
-            <w:tcW w:w="566" w:type="dxa"/>
-            <w:tcBorders>
-              <w:top w:val="single" w:sz="4" w:space="0" w:color="auto"/>
-              <w:left w:val="single" w:sz="4" w:space="0" w:color="auto"/>
-              <w:bottom w:val="single" w:sz="4" w:space="0" w:color="auto"/>
-              <w:right w:val="single" w:sz="4" w:space="0" w:color="auto"/>
-            </w:tcBorders>
-            <w:shd w:val="clear" w:color="auto" w:fill="auto"/>
-            <w:vAlign w:val="center"/>
-          </w:tcPr>
-          <w:p>
-            <w:r>
-              <w:rPr>
-                <w:rFonts w:ascii="Times New Roman" w:hAnsi="Times New Roman"/>
-                <w:sz w:val="16"/>
-              </w:rPr>
-              <w:t xml:space="preserve"/>
-            </w:r>
-          </w:p>
-        </w:tc>
-        <w:tc>
-          <w:tcPr>
-            <w:tcW w:w="568" w:type="dxa"/>
-            <w:tcBorders>
-              <w:top w:val="single" w:sz="4" w:space="0" w:color="auto"/>
-              <w:left w:val="single" w:sz="4" w:space="0" w:color="auto"/>
-              <w:bottom w:val="single" w:sz="4" w:space="0" w:color="auto"/>
-              <w:right w:val="single" w:sz="4" w:space="0" w:color="auto"/>
-            </w:tcBorders>
-            <w:shd w:val="clear" w:color="auto" w:fill="auto"/>
-            <w:vAlign w:val="center"/>
-          </w:tcPr>
-          <w:p>
-            <w:r>
-              <w:rPr>
-                <w:rFonts w:ascii="Times New Roman" w:hAnsi="Times New Roman"/>
-                <w:sz w:val="16"/>
-              </w:rPr>
-              <w:t xml:space="preserve"/>
-            </w:r>
-          </w:p>
-        </w:tc>
-        <w:tc>
-          <w:tcPr>
-            <w:tcW w:w="708" w:type="dxa"/>
-            <w:tcBorders>
-              <w:top w:val="single" w:sz="4" w:space="0" w:color="auto"/>
-              <w:left w:val="single" w:sz="4" w:space="0" w:color="auto"/>
-              <w:bottom w:val="single" w:sz="4" w:space="0" w:color="auto"/>
-              <w:right w:val="single" w:sz="4" w:space="0" w:color="auto"/>
-            </w:tcBorders>
-            <w:shd w:val="clear" w:color="auto" w:fill="auto"/>
-            <w:vAlign w:val="center"/>
-          </w:tcPr>
-          <w:p>
-            <w:r>
-              <w:rPr>
-                <w:rFonts w:ascii="Times New Roman" w:hAnsi="Times New Roman"/>
-                <w:sz w:val="16"/>
-              </w:rPr>
-              <w:t xml:space="preserve"/>
-            </w:r>
-          </w:p>
-        </w:tc>
-        <w:tc>
-          <w:tcPr>
-            <w:tcW w:w="709" w:type="dxa"/>
-            <w:tcBorders>
-              <w:top w:val="single" w:sz="4" w:space="0" w:color="auto"/>
-              <w:left w:val="single" w:sz="4" w:space="0" w:color="auto"/>
-              <w:bottom w:val="single" w:sz="4" w:space="0" w:color="auto"/>
-              <w:right w:val="single" w:sz="4" w:space="0" w:color="auto"/>
-            </w:tcBorders>
-            <w:shd w:val="clear" w:color="auto" w:fill="auto"/>
-            <w:vAlign w:val="center"/>
-          </w:tcPr>
-          <w:p>
-            <w:r>
-              <w:rPr>
-                <w:rFonts w:ascii="Times New Roman" w:hAnsi="Times New Roman"/>
-                <w:sz w:val="16"/>
-              </w:rPr>
-              <w:t xml:space="preserve"/>
-            </w:r>
-          </w:p>
-        </w:tc>
-        <w:tc>
-          <w:tcPr>
-            <w:tcW w:w="567" w:type="dxa"/>
-            <w:tcBorders>
-              <w:top w:val="single" w:sz="4" w:space="0" w:color="auto"/>
-              <w:left w:val="single" w:sz="4" w:space="0" w:color="auto"/>
-              <w:bottom w:val="single" w:sz="4" w:space="0" w:color="auto"/>
-              <w:right w:val="single" w:sz="4" w:space="0" w:color="auto"/>
-            </w:tcBorders>
-            <w:shd w:val="clear" w:color="auto" w:fill="auto"/>
-            <w:vAlign w:val="center"/>
-          </w:tcPr>
-          <w:p>
-            <w:r>
-              <w:rPr>
-                <w:rFonts w:ascii="Times New Roman" w:hAnsi="Times New Roman"/>
-                <w:sz w:val="16"/>
-              </w:rPr>
-              <w:t xml:space="preserve"/>
-            </w:r>
-          </w:p>
-        </w:tc>
-        <w:tc>
-          <w:tcPr>
-            <w:tcW w:w="709" w:type="dxa"/>
-            <w:tcBorders>
-              <w:top w:val="single" w:sz="4" w:space="0" w:color="auto"/>
-              <w:left w:val="single" w:sz="4" w:space="0" w:color="auto"/>
-              <w:bottom w:val="single" w:sz="4" w:space="0" w:color="auto"/>
-              <w:right w:val="single" w:sz="4" w:space="0" w:color="auto"/>
-            </w:tcBorders>
-            <w:shd w:val="clear" w:color="auto" w:fill="auto"/>
-            <w:vAlign w:val="center"/>
-          </w:tcPr>
-          <w:p>
-            <w:r>
-              <w:rPr>
-                <w:rFonts w:ascii="Times New Roman" w:hAnsi="Times New Roman"/>
-                <w:sz w:val="16"/>
-              </w:rPr>
-              <w:t xml:space="preserve"/>
-            </w:r>
-          </w:p>
-        </w:tc>
-        <w:tc>
-          <w:tcPr>
-            <w:tcW w:w="992" w:type="dxa"/>
-            <w:tcBorders>
-              <w:top w:val="single" w:sz="4" w:space="0" w:color="auto"/>
-              <w:left w:val="single" w:sz="4" w:space="0" w:color="auto"/>
-              <w:bottom w:val="single" w:sz="4" w:space="0" w:color="auto"/>
-              <w:right w:val="single" w:sz="4" w:space="0" w:color="auto"/>
-            </w:tcBorders>
-            <w:shd w:val="clear" w:color="auto" w:fill="auto"/>
-            <w:vAlign w:val="center"/>
-          </w:tcPr>
-          <w:p>
-            <w:r>
-              <w:rPr>
-                <w:rFonts w:ascii="Times New Roman" w:hAnsi="Times New Roman"/>
-                <w:sz w:val="16"/>
-              </w:rPr>
-              <w:t xml:space="preserve"/>
-            </w:r>
-          </w:p>
-        </w:tc>
-      </w:tr>
-      <w:tr>
-        <w:trPr>
-          <w:jc w:val="center"/>
-        </w:trPr>
-        <w:tc>
-          <w:tcPr>
-            <w:tcW w:w="421" w:type="dxa"/>
-            <w:tcBorders>
-              <w:top w:val="single" w:sz="4" w:space="0" w:color="auto"/>
-              <w:left w:val="single" w:sz="4" w:space="0" w:color="auto"/>
-              <w:bottom w:val="single" w:sz="4" w:space="0" w:color="auto"/>
-              <w:right w:val="single" w:sz="4" w:space="0" w:color="auto"/>
-            </w:tcBorders>
-            <w:shd w:val="clear" w:color="auto" w:fill="auto"/>
-            <w:vAlign w:val="center"/>
-            <w:hideMark/>
-          </w:tcPr>
-          <w:p>
-            <w:r>
-              <w:rPr>
-                <w:rFonts w:ascii="Times New Roman" w:hAnsi="Times New Roman"/>
-                <w:sz w:val="16"/>
-              </w:rPr>
-              <w:t xml:space="preserve">17</w:t>
-            </w:r>
-          </w:p>
-        </w:tc>
-        <w:tc>
-          <w:tcPr>
-            <w:tcW w:w="571" w:type="dxa"/>
-            <w:tcBorders>
-              <w:top w:val="single" w:sz="4" w:space="0" w:color="auto"/>
-              <w:left w:val="single" w:sz="4" w:space="0" w:color="auto"/>
-              <w:bottom w:val="single" w:sz="4" w:space="0" w:color="auto"/>
-              <w:right w:val="single" w:sz="4" w:space="0" w:color="auto"/>
-            </w:tcBorders>
-            <w:shd w:val="clear" w:color="auto" w:fill="auto"/>
-            <w:vAlign w:val="center"/>
-          </w:tcPr>
-          <w:p>
-            <w:r>
-              <w:rPr>
-                <w:rFonts w:ascii="Times New Roman" w:hAnsi="Times New Roman"/>
-                <w:sz w:val="16"/>
-              </w:rPr>
-              <w:t xml:space="preserve"/>
-            </w:r>
-          </w:p>
-        </w:tc>
-        <w:tc>
-          <w:tcPr>
-            <w:tcW w:w="567" w:type="dxa"/>
-            <w:tcBorders>
-              <w:top w:val="single" w:sz="4" w:space="0" w:color="auto"/>
-              <w:left w:val="single" w:sz="4" w:space="0" w:color="auto"/>
-              <w:bottom w:val="single" w:sz="4" w:space="0" w:color="auto"/>
-              <w:right w:val="single" w:sz="4" w:space="0" w:color="auto"/>
-            </w:tcBorders>
-            <w:shd w:val="clear" w:color="auto" w:fill="auto"/>
-            <w:vAlign w:val="center"/>
-          </w:tcPr>
-          <w:p>
-            <w:r>
-              <w:rPr>
-                <w:rFonts w:ascii="Times New Roman" w:hAnsi="Times New Roman"/>
-                <w:sz w:val="16"/>
-              </w:rPr>
-              <w:t xml:space="preserve"/>
-            </w:r>
-          </w:p>
-        </w:tc>
-        <w:tc>
-          <w:tcPr>
-            <w:tcW w:w="709" w:type="dxa"/>
-            <w:tcBorders>
-              <w:top w:val="single" w:sz="4" w:space="0" w:color="auto"/>
-              <w:left w:val="single" w:sz="4" w:space="0" w:color="auto"/>
-              <w:bottom w:val="single" w:sz="4" w:space="0" w:color="auto"/>
-              <w:right w:val="single" w:sz="4" w:space="0" w:color="auto"/>
-            </w:tcBorders>
-            <w:shd w:val="clear" w:color="auto" w:fill="auto"/>
-            <w:vAlign w:val="center"/>
-          </w:tcPr>
-          <w:p>
-            <w:r>
-              <w:rPr>
-                <w:rFonts w:ascii="Times New Roman" w:hAnsi="Times New Roman"/>
-                <w:sz w:val="16"/>
-              </w:rPr>
-              <w:t xml:space="preserve"/>
-            </w:r>
-          </w:p>
-        </w:tc>
-        <w:tc>
-          <w:tcPr>
-            <w:tcW w:w="2122" w:type="dxa"/>
-            <w:tcBorders>
-              <w:top w:val="single" w:sz="4" w:space="0" w:color="auto"/>
-              <w:left w:val="single" w:sz="4" w:space="0" w:color="auto"/>
-              <w:bottom w:val="single" w:sz="4" w:space="0" w:color="auto"/>
-              <w:right w:val="single" w:sz="4" w:space="0" w:color="auto"/>
-            </w:tcBorders>
-            <w:shd w:val="clear" w:color="auto" w:fill="auto"/>
-            <w:vAlign w:val="bottom"/>
-          </w:tcPr>
-          <w:p>
-            <w:r>
-              <w:rPr>
-                <w:rFonts w:ascii="Times New Roman" w:hAnsi="Times New Roman"/>
-                <w:sz w:val="16"/>
-              </w:rPr>
-              <w:t xml:space="preserve">ПШЕНИЧНЫХ ИЛЬЯ МИХАЙЛОВИЧ</w:t>
-            </w:r>
-          </w:p>
-        </w:tc>
-        <w:tc>
-          <w:tcPr>
-            <w:tcW w:w="567" w:type="dxa"/>
-            <w:tcBorders>
-              <w:top w:val="single" w:sz="4" w:space="0" w:color="auto"/>
-              <w:left w:val="single" w:sz="4" w:space="0" w:color="auto"/>
-              <w:bottom w:val="single" w:sz="4" w:space="0" w:color="auto"/>
-              <w:right w:val="single" w:sz="4" w:space="0" w:color="auto"/>
-            </w:tcBorders>
-            <w:shd w:val="clear" w:color="auto" w:fill="auto"/>
-            <w:vAlign w:val="center"/>
-          </w:tcPr>
-          <w:p>
-            <w:r>
-              <w:rPr>
-                <w:rFonts w:ascii="Times New Roman" w:hAnsi="Times New Roman"/>
-                <w:sz w:val="16"/>
-              </w:rPr>
-              <w:t xml:space="preserve"/>
-            </w:r>
-          </w:p>
-        </w:tc>
-        <w:tc>
-          <w:tcPr>
-            <w:tcW w:w="567" w:type="dxa"/>
-            <w:tcBorders>
-              <w:top w:val="single" w:sz="4" w:space="0" w:color="auto"/>
-              <w:left w:val="single" w:sz="4" w:space="0" w:color="auto"/>
-              <w:bottom w:val="single" w:sz="4" w:space="0" w:color="auto"/>
-              <w:right w:val="single" w:sz="4" w:space="0" w:color="auto"/>
-            </w:tcBorders>
-            <w:shd w:val="clear" w:color="auto" w:fill="auto"/>
-            <w:vAlign w:val="center"/>
-          </w:tcPr>
-          <w:p>
-            <w:r>
-              <w:rPr>
-                <w:rFonts w:ascii="Times New Roman" w:hAnsi="Times New Roman"/>
-                <w:sz w:val="16"/>
-              </w:rPr>
-              <w:t xml:space="preserve"/>
-            </w:r>
-          </w:p>
-        </w:tc>
-        <w:tc>
-          <w:tcPr>
-            <w:tcW w:w="567" w:type="dxa"/>
-            <w:tcBorders>
-              <w:top w:val="single" w:sz="4" w:space="0" w:color="auto"/>
-              <w:left w:val="single" w:sz="4" w:space="0" w:color="auto"/>
-              <w:bottom w:val="single" w:sz="4" w:space="0" w:color="auto"/>
-              <w:right w:val="single" w:sz="4" w:space="0" w:color="auto"/>
-            </w:tcBorders>
-            <w:shd w:val="clear" w:color="auto" w:fill="auto"/>
-            <w:vAlign w:val="center"/>
-          </w:tcPr>
-          <w:p>
-            <w:r>
-              <w:rPr>
-                <w:rFonts w:ascii="Times New Roman" w:hAnsi="Times New Roman"/>
-                <w:sz w:val="16"/>
-              </w:rPr>
-              <w:t xml:space="preserve"/>
-            </w:r>
-          </w:p>
-        </w:tc>
-        <w:tc>
-          <w:tcPr>
-            <w:tcW w:w="566" w:type="dxa"/>
-            <w:tcBorders>
-              <w:top w:val="single" w:sz="4" w:space="0" w:color="auto"/>
-              <w:left w:val="single" w:sz="4" w:space="0" w:color="auto"/>
-              <w:bottom w:val="single" w:sz="4" w:space="0" w:color="auto"/>
-              <w:right w:val="single" w:sz="4" w:space="0" w:color="auto"/>
-            </w:tcBorders>
-            <w:shd w:val="clear" w:color="auto" w:fill="auto"/>
-            <w:vAlign w:val="center"/>
-          </w:tcPr>
-          <w:p>
-            <w:r>
-              <w:rPr>
-                <w:rFonts w:ascii="Times New Roman" w:hAnsi="Times New Roman"/>
-                <w:sz w:val="16"/>
-              </w:rPr>
-              <w:t xml:space="preserve"/>
-            </w:r>
-          </w:p>
-        </w:tc>
-        <w:tc>
-          <w:tcPr>
-            <w:tcW w:w="568" w:type="dxa"/>
-            <w:tcBorders>
-              <w:top w:val="single" w:sz="4" w:space="0" w:color="auto"/>
-              <w:left w:val="single" w:sz="4" w:space="0" w:color="auto"/>
-              <w:bottom w:val="single" w:sz="4" w:space="0" w:color="auto"/>
-              <w:right w:val="single" w:sz="4" w:space="0" w:color="auto"/>
-            </w:tcBorders>
-            <w:shd w:val="clear" w:color="auto" w:fill="auto"/>
-            <w:vAlign w:val="center"/>
-          </w:tcPr>
-          <w:p>
-            <w:r>
-              <w:rPr>
-                <w:rFonts w:ascii="Times New Roman" w:hAnsi="Times New Roman"/>
-                <w:sz w:val="16"/>
-              </w:rPr>
-              <w:t xml:space="preserve"/>
-            </w:r>
-          </w:p>
-        </w:tc>
-        <w:tc>
-          <w:tcPr>
-            <w:tcW w:w="708" w:type="dxa"/>
-            <w:tcBorders>
-              <w:top w:val="single" w:sz="4" w:space="0" w:color="auto"/>
-              <w:left w:val="single" w:sz="4" w:space="0" w:color="auto"/>
-              <w:bottom w:val="single" w:sz="4" w:space="0" w:color="auto"/>
-              <w:right w:val="single" w:sz="4" w:space="0" w:color="auto"/>
-            </w:tcBorders>
-            <w:shd w:val="clear" w:color="auto" w:fill="auto"/>
-            <w:vAlign w:val="center"/>
-          </w:tcPr>
-          <w:p>
-            <w:r>
-              <w:rPr>
-                <w:rFonts w:ascii="Times New Roman" w:hAnsi="Times New Roman"/>
-                <w:sz w:val="16"/>
-              </w:rPr>
-              <w:t xml:space="preserve"/>
-            </w:r>
-          </w:p>
-        </w:tc>
-        <w:tc>
-          <w:tcPr>
-            <w:tcW w:w="709" w:type="dxa"/>
-            <w:tcBorders>
-              <w:top w:val="single" w:sz="4" w:space="0" w:color="auto"/>
-              <w:left w:val="single" w:sz="4" w:space="0" w:color="auto"/>
-              <w:bottom w:val="single" w:sz="4" w:space="0" w:color="auto"/>
-              <w:right w:val="single" w:sz="4" w:space="0" w:color="auto"/>
-            </w:tcBorders>
-            <w:shd w:val="clear" w:color="auto" w:fill="auto"/>
-            <w:vAlign w:val="center"/>
-          </w:tcPr>
-          <w:p>
-            <w:r>
-              <w:rPr>
-                <w:rFonts w:ascii="Times New Roman" w:hAnsi="Times New Roman"/>
-                <w:sz w:val="16"/>
-              </w:rPr>
-              <w:t xml:space="preserve"/>
-            </w:r>
-          </w:p>
-        </w:tc>
-        <w:tc>
-          <w:tcPr>
-            <w:tcW w:w="567" w:type="dxa"/>
-            <w:tcBorders>
-              <w:top w:val="single" w:sz="4" w:space="0" w:color="auto"/>
-              <w:left w:val="single" w:sz="4" w:space="0" w:color="auto"/>
-              <w:bottom w:val="single" w:sz="4" w:space="0" w:color="auto"/>
-              <w:right w:val="single" w:sz="4" w:space="0" w:color="auto"/>
-            </w:tcBorders>
-            <w:shd w:val="clear" w:color="auto" w:fill="auto"/>
-            <w:vAlign w:val="center"/>
-          </w:tcPr>
-          <w:p>
-            <w:r>
-              <w:rPr>
-                <w:rFonts w:ascii="Times New Roman" w:hAnsi="Times New Roman"/>
-                <w:sz w:val="16"/>
-              </w:rPr>
-              <w:t xml:space="preserve"/>
-            </w:r>
-          </w:p>
-        </w:tc>
-        <w:tc>
-          <w:tcPr>
-            <w:tcW w:w="709" w:type="dxa"/>
-            <w:tcBorders>
-              <w:top w:val="single" w:sz="4" w:space="0" w:color="auto"/>
-              <w:left w:val="single" w:sz="4" w:space="0" w:color="auto"/>
-              <w:bottom w:val="single" w:sz="4" w:space="0" w:color="auto"/>
-              <w:right w:val="single" w:sz="4" w:space="0" w:color="auto"/>
-            </w:tcBorders>
-            <w:shd w:val="clear" w:color="auto" w:fill="auto"/>
-            <w:vAlign w:val="center"/>
-          </w:tcPr>
-          <w:p>
-            <w:r>
-              <w:rPr>
-                <w:rFonts w:ascii="Times New Roman" w:hAnsi="Times New Roman"/>
-                <w:sz w:val="16"/>
-              </w:rPr>
-              <w:t xml:space="preserve"/>
-            </w:r>
-          </w:p>
-        </w:tc>
-        <w:tc>
-          <w:tcPr>
-            <w:tcW w:w="992" w:type="dxa"/>
-            <w:tcBorders>
-              <w:top w:val="single" w:sz="4" w:space="0" w:color="auto"/>
-              <w:left w:val="single" w:sz="4" w:space="0" w:color="auto"/>
-              <w:bottom w:val="single" w:sz="4" w:space="0" w:color="auto"/>
-              <w:right w:val="single" w:sz="4" w:space="0" w:color="auto"/>
-            </w:tcBorders>
-            <w:shd w:val="clear" w:color="auto" w:fill="auto"/>
-            <w:vAlign w:val="center"/>
-          </w:tcPr>
-          <w:p>
-            <w:r>
-              <w:rPr>
-                <w:rFonts w:ascii="Times New Roman" w:hAnsi="Times New Roman"/>
-                <w:sz w:val="16"/>
-              </w:rPr>
-              <w:t xml:space="preserve"/>
-            </w:r>
-          </w:p>
-        </w:tc>
-      </w:tr>
-      <w:tr>
-        <w:trPr>
-          <w:jc w:val="center"/>
-        </w:trPr>
-        <w:tc>
-          <w:tcPr>
-            <w:tcW w:w="421" w:type="dxa"/>
-            <w:tcBorders>
-              <w:top w:val="single" w:sz="4" w:space="0" w:color="auto"/>
-              <w:left w:val="single" w:sz="4" w:space="0" w:color="auto"/>
-              <w:bottom w:val="single" w:sz="4" w:space="0" w:color="auto"/>
-              <w:right w:val="single" w:sz="4" w:space="0" w:color="auto"/>
-            </w:tcBorders>
-            <w:shd w:val="clear" w:color="auto" w:fill="auto"/>
-            <w:vAlign w:val="center"/>
-            <w:hideMark/>
-          </w:tcPr>
-          <w:p>
-            <w:r>
-              <w:rPr>
-                <w:rFonts w:ascii="Times New Roman" w:hAnsi="Times New Roman"/>
-                <w:sz w:val="16"/>
-              </w:rPr>
-              <w:t xml:space="preserve">18</w:t>
-            </w:r>
-          </w:p>
-        </w:tc>
-        <w:tc>
-          <w:tcPr>
-            <w:tcW w:w="571" w:type="dxa"/>
-            <w:tcBorders>
-              <w:top w:val="single" w:sz="4" w:space="0" w:color="auto"/>
-              <w:left w:val="single" w:sz="4" w:space="0" w:color="auto"/>
-              <w:bottom w:val="single" w:sz="4" w:space="0" w:color="auto"/>
-              <w:right w:val="single" w:sz="4" w:space="0" w:color="auto"/>
-            </w:tcBorders>
-            <w:shd w:val="clear" w:color="auto" w:fill="auto"/>
-            <w:vAlign w:val="center"/>
-          </w:tcPr>
-          <w:p>
-            <w:r>
-              <w:rPr>
-                <w:rFonts w:ascii="Times New Roman" w:hAnsi="Times New Roman"/>
-                <w:sz w:val="16"/>
-              </w:rPr>
-              <w:t xml:space="preserve"/>
-            </w:r>
-          </w:p>
-        </w:tc>
-        <w:tc>
-          <w:tcPr>
-            <w:tcW w:w="567" w:type="dxa"/>
-            <w:tcBorders>
-              <w:top w:val="single" w:sz="4" w:space="0" w:color="auto"/>
-              <w:left w:val="single" w:sz="4" w:space="0" w:color="auto"/>
-              <w:bottom w:val="single" w:sz="4" w:space="0" w:color="auto"/>
-              <w:right w:val="single" w:sz="4" w:space="0" w:color="auto"/>
-            </w:tcBorders>
-            <w:shd w:val="clear" w:color="auto" w:fill="auto"/>
-            <w:vAlign w:val="center"/>
-          </w:tcPr>
-          <w:p>
-            <w:r>
-              <w:rPr>
-                <w:rFonts w:ascii="Times New Roman" w:hAnsi="Times New Roman"/>
-                <w:sz w:val="16"/>
-              </w:rPr>
-              <w:t xml:space="preserve"/>
-            </w:r>
-          </w:p>
-        </w:tc>
-        <w:tc>
-          <w:tcPr>
-            <w:tcW w:w="709" w:type="dxa"/>
-            <w:tcBorders>
-              <w:top w:val="single" w:sz="4" w:space="0" w:color="auto"/>
-              <w:left w:val="single" w:sz="4" w:space="0" w:color="auto"/>
-              <w:bottom w:val="single" w:sz="4" w:space="0" w:color="auto"/>
-              <w:right w:val="single" w:sz="4" w:space="0" w:color="auto"/>
-            </w:tcBorders>
-            <w:shd w:val="clear" w:color="auto" w:fill="auto"/>
-            <w:vAlign w:val="center"/>
-          </w:tcPr>
-          <w:p>
-            <w:r>
-              <w:rPr>
-                <w:rFonts w:ascii="Times New Roman" w:hAnsi="Times New Roman"/>
-                <w:sz w:val="16"/>
-              </w:rPr>
-              <w:t xml:space="preserve"/>
-            </w:r>
-          </w:p>
-        </w:tc>
-        <w:tc>
-          <w:tcPr>
-            <w:tcW w:w="2122" w:type="dxa"/>
-            <w:tcBorders>
-              <w:top w:val="single" w:sz="4" w:space="0" w:color="auto"/>
-              <w:left w:val="single" w:sz="4" w:space="0" w:color="auto"/>
-              <w:bottom w:val="single" w:sz="4" w:space="0" w:color="auto"/>
-              <w:right w:val="single" w:sz="4" w:space="0" w:color="auto"/>
-            </w:tcBorders>
-            <w:shd w:val="clear" w:color="auto" w:fill="auto"/>
-            <w:vAlign w:val="bottom"/>
-          </w:tcPr>
-          <w:p>
-            <w:r>
-              <w:rPr>
-                <w:rFonts w:ascii="Times New Roman" w:hAnsi="Times New Roman"/>
-                <w:sz w:val="16"/>
-              </w:rPr>
-              <w:t xml:space="preserve">САРСЕНБАЕВА САФИЙЯ АРМАНОВНА</w:t>
-            </w:r>
-          </w:p>
-        </w:tc>
-        <w:tc>
-          <w:tcPr>
-            <w:tcW w:w="567" w:type="dxa"/>
-            <w:tcBorders>
-              <w:top w:val="single" w:sz="4" w:space="0" w:color="auto"/>
-              <w:left w:val="single" w:sz="4" w:space="0" w:color="auto"/>
-              <w:bottom w:val="single" w:sz="4" w:space="0" w:color="auto"/>
-              <w:right w:val="single" w:sz="4" w:space="0" w:color="auto"/>
-            </w:tcBorders>
-            <w:shd w:val="clear" w:color="auto" w:fill="auto"/>
-            <w:vAlign w:val="center"/>
-          </w:tcPr>
-          <w:p>
-            <w:r>
-              <w:rPr>
-                <w:rFonts w:ascii="Times New Roman" w:hAnsi="Times New Roman"/>
-                <w:sz w:val="16"/>
-              </w:rPr>
-              <w:t xml:space="preserve"/>
-            </w:r>
-          </w:p>
-        </w:tc>
-        <w:tc>
-          <w:tcPr>
-            <w:tcW w:w="567" w:type="dxa"/>
-            <w:tcBorders>
-              <w:top w:val="single" w:sz="4" w:space="0" w:color="auto"/>
-              <w:left w:val="single" w:sz="4" w:space="0" w:color="auto"/>
-              <w:bottom w:val="single" w:sz="4" w:space="0" w:color="auto"/>
-              <w:right w:val="single" w:sz="4" w:space="0" w:color="auto"/>
-            </w:tcBorders>
-            <w:shd w:val="clear" w:color="auto" w:fill="auto"/>
-            <w:vAlign w:val="center"/>
-          </w:tcPr>
-          <w:p>
-            <w:r>
-              <w:rPr>
-                <w:rFonts w:ascii="Times New Roman" w:hAnsi="Times New Roman"/>
-                <w:sz w:val="16"/>
-              </w:rPr>
-              <w:t xml:space="preserve"/>
-            </w:r>
-          </w:p>
-        </w:tc>
-        <w:tc>
-          <w:tcPr>
-            <w:tcW w:w="567" w:type="dxa"/>
-            <w:tcBorders>
-              <w:top w:val="single" w:sz="4" w:space="0" w:color="auto"/>
-              <w:left w:val="single" w:sz="4" w:space="0" w:color="auto"/>
-              <w:bottom w:val="single" w:sz="4" w:space="0" w:color="auto"/>
-              <w:right w:val="single" w:sz="4" w:space="0" w:color="auto"/>
-            </w:tcBorders>
-            <w:shd w:val="clear" w:color="auto" w:fill="auto"/>
-            <w:vAlign w:val="center"/>
-          </w:tcPr>
-          <w:p>
-            <w:r>
-              <w:rPr>
-                <w:rFonts w:ascii="Times New Roman" w:hAnsi="Times New Roman"/>
-                <w:sz w:val="16"/>
-              </w:rPr>
-              <w:t xml:space="preserve"/>
-            </w:r>
-          </w:p>
-        </w:tc>
-        <w:tc>
-          <w:tcPr>
-            <w:tcW w:w="566" w:type="dxa"/>
-            <w:tcBorders>
-              <w:top w:val="single" w:sz="4" w:space="0" w:color="auto"/>
-              <w:left w:val="single" w:sz="4" w:space="0" w:color="auto"/>
-              <w:bottom w:val="single" w:sz="4" w:space="0" w:color="auto"/>
-              <w:right w:val="single" w:sz="4" w:space="0" w:color="auto"/>
-            </w:tcBorders>
-            <w:shd w:val="clear" w:color="auto" w:fill="auto"/>
-            <w:vAlign w:val="center"/>
-          </w:tcPr>
-          <w:p>
-            <w:r>
-              <w:rPr>
-                <w:rFonts w:ascii="Times New Roman" w:hAnsi="Times New Roman"/>
-                <w:sz w:val="16"/>
-              </w:rPr>
-              <w:t xml:space="preserve"/>
-            </w:r>
-          </w:p>
-        </w:tc>
-        <w:tc>
-          <w:tcPr>
-            <w:tcW w:w="568" w:type="dxa"/>
-            <w:tcBorders>
-              <w:top w:val="single" w:sz="4" w:space="0" w:color="auto"/>
-              <w:left w:val="single" w:sz="4" w:space="0" w:color="auto"/>
-              <w:bottom w:val="single" w:sz="4" w:space="0" w:color="auto"/>
-              <w:right w:val="single" w:sz="4" w:space="0" w:color="auto"/>
-            </w:tcBorders>
-            <w:shd w:val="clear" w:color="auto" w:fill="auto"/>
-            <w:vAlign w:val="center"/>
-          </w:tcPr>
-          <w:p>
-            <w:r>
-              <w:rPr>
-                <w:rFonts w:ascii="Times New Roman" w:hAnsi="Times New Roman"/>
-                <w:sz w:val="16"/>
-              </w:rPr>
-              <w:t xml:space="preserve"/>
-            </w:r>
-          </w:p>
-        </w:tc>
-        <w:tc>
-          <w:tcPr>
-            <w:tcW w:w="708" w:type="dxa"/>
-            <w:tcBorders>
-              <w:top w:val="single" w:sz="4" w:space="0" w:color="auto"/>
-              <w:left w:val="single" w:sz="4" w:space="0" w:color="auto"/>
-              <w:bottom w:val="single" w:sz="4" w:space="0" w:color="auto"/>
-              <w:right w:val="single" w:sz="4" w:space="0" w:color="auto"/>
-            </w:tcBorders>
-            <w:shd w:val="clear" w:color="auto" w:fill="auto"/>
-            <w:vAlign w:val="center"/>
-          </w:tcPr>
-          <w:p>
-            <w:r>
-              <w:rPr>
-                <w:rFonts w:ascii="Times New Roman" w:hAnsi="Times New Roman"/>
-                <w:sz w:val="16"/>
-              </w:rPr>
-              <w:t xml:space="preserve"/>
-            </w:r>
-          </w:p>
-        </w:tc>
-        <w:tc>
-          <w:tcPr>
-            <w:tcW w:w="709" w:type="dxa"/>
-            <w:tcBorders>
-              <w:top w:val="single" w:sz="4" w:space="0" w:color="auto"/>
-              <w:left w:val="single" w:sz="4" w:space="0" w:color="auto"/>
-              <w:bottom w:val="single" w:sz="4" w:space="0" w:color="auto"/>
-              <w:right w:val="single" w:sz="4" w:space="0" w:color="auto"/>
-            </w:tcBorders>
-            <w:shd w:val="clear" w:color="auto" w:fill="auto"/>
-            <w:vAlign w:val="center"/>
-          </w:tcPr>
-          <w:p>
-            <w:r>
-              <w:rPr>
-                <w:rFonts w:ascii="Times New Roman" w:hAnsi="Times New Roman"/>
-                <w:sz w:val="16"/>
-              </w:rPr>
-              <w:t xml:space="preserve"/>
-            </w:r>
-          </w:p>
-        </w:tc>
-        <w:tc>
-          <w:tcPr>
-            <w:tcW w:w="567" w:type="dxa"/>
-            <w:tcBorders>
-              <w:top w:val="single" w:sz="4" w:space="0" w:color="auto"/>
-              <w:left w:val="single" w:sz="4" w:space="0" w:color="auto"/>
-              <w:bottom w:val="single" w:sz="4" w:space="0" w:color="auto"/>
-              <w:right w:val="single" w:sz="4" w:space="0" w:color="auto"/>
-            </w:tcBorders>
-            <w:shd w:val="clear" w:color="auto" w:fill="auto"/>
-            <w:vAlign w:val="center"/>
-          </w:tcPr>
-          <w:p>
-            <w:r>
-              <w:rPr>
-                <w:rFonts w:ascii="Times New Roman" w:hAnsi="Times New Roman"/>
-                <w:sz w:val="16"/>
-              </w:rPr>
-              <w:t xml:space="preserve"/>
-            </w:r>
-          </w:p>
-        </w:tc>
-        <w:tc>
-          <w:tcPr>
-            <w:tcW w:w="709" w:type="dxa"/>
-            <w:tcBorders>
-              <w:top w:val="single" w:sz="4" w:space="0" w:color="auto"/>
-              <w:left w:val="single" w:sz="4" w:space="0" w:color="auto"/>
-              <w:bottom w:val="single" w:sz="4" w:space="0" w:color="auto"/>
-              <w:right w:val="single" w:sz="4" w:space="0" w:color="auto"/>
-            </w:tcBorders>
-            <w:shd w:val="clear" w:color="auto" w:fill="auto"/>
-            <w:vAlign w:val="center"/>
-          </w:tcPr>
-          <w:p>
-            <w:r>
-              <w:rPr>
-                <w:rFonts w:ascii="Times New Roman" w:hAnsi="Times New Roman"/>
-                <w:sz w:val="16"/>
-              </w:rPr>
-              <w:t xml:space="preserve"/>
-            </w:r>
-          </w:p>
-        </w:tc>
-        <w:tc>
-          <w:tcPr>
-            <w:tcW w:w="992" w:type="dxa"/>
-            <w:tcBorders>
-              <w:top w:val="single" w:sz="4" w:space="0" w:color="auto"/>
-              <w:left w:val="single" w:sz="4" w:space="0" w:color="auto"/>
-              <w:bottom w:val="single" w:sz="4" w:space="0" w:color="auto"/>
-              <w:right w:val="single" w:sz="4" w:space="0" w:color="auto"/>
-            </w:tcBorders>
-            <w:shd w:val="clear" w:color="auto" w:fill="auto"/>
-            <w:vAlign w:val="center"/>
-          </w:tcPr>
-          <w:p>
-            <w:r>
-              <w:rPr>
-                <w:rFonts w:ascii="Times New Roman" w:hAnsi="Times New Roman"/>
-                <w:sz w:val="16"/>
-              </w:rPr>
-              <w:t xml:space="preserve"/>
-            </w:r>
-          </w:p>
-        </w:tc>
-      </w:tr>
-      <w:tr>
-        <w:trPr>
-          <w:jc w:val="center"/>
-        </w:trPr>
-        <w:tc>
-          <w:tcPr>
-            <w:tcW w:w="421" w:type="dxa"/>
-            <w:tcBorders>
-              <w:top w:val="single" w:sz="4" w:space="0" w:color="auto"/>
-              <w:left w:val="single" w:sz="4" w:space="0" w:color="auto"/>
-              <w:bottom w:val="single" w:sz="4" w:space="0" w:color="auto"/>
-              <w:right w:val="single" w:sz="4" w:space="0" w:color="auto"/>
-            </w:tcBorders>
-            <w:shd w:val="clear" w:color="auto" w:fill="auto"/>
-            <w:vAlign w:val="center"/>
-            <w:hideMark/>
-          </w:tcPr>
-          <w:p>
-            <w:r>
-              <w:rPr>
-                <w:rFonts w:ascii="Times New Roman" w:hAnsi="Times New Roman"/>
-                <w:sz w:val="16"/>
-              </w:rPr>
-              <w:t xml:space="preserve">19</w:t>
-            </w:r>
-          </w:p>
-        </w:tc>
-        <w:tc>
-          <w:tcPr>
-            <w:tcW w:w="571" w:type="dxa"/>
-            <w:tcBorders>
-              <w:top w:val="single" w:sz="4" w:space="0" w:color="auto"/>
-              <w:left w:val="single" w:sz="4" w:space="0" w:color="auto"/>
-              <w:bottom w:val="single" w:sz="4" w:space="0" w:color="auto"/>
-              <w:right w:val="single" w:sz="4" w:space="0" w:color="auto"/>
-            </w:tcBorders>
-            <w:shd w:val="clear" w:color="auto" w:fill="auto"/>
-            <w:vAlign w:val="center"/>
-          </w:tcPr>
-          <w:p>
-            <w:r>
-              <w:rPr>
-                <w:rFonts w:ascii="Times New Roman" w:hAnsi="Times New Roman"/>
-                <w:sz w:val="16"/>
-              </w:rPr>
-              <w:t xml:space="preserve"/>
-            </w:r>
-          </w:p>
-        </w:tc>
-        <w:tc>
-          <w:tcPr>
-            <w:tcW w:w="567" w:type="dxa"/>
-            <w:tcBorders>
-              <w:top w:val="single" w:sz="4" w:space="0" w:color="auto"/>
-              <w:left w:val="single" w:sz="4" w:space="0" w:color="auto"/>
-              <w:bottom w:val="single" w:sz="4" w:space="0" w:color="auto"/>
-              <w:right w:val="single" w:sz="4" w:space="0" w:color="auto"/>
-            </w:tcBorders>
-            <w:shd w:val="clear" w:color="auto" w:fill="auto"/>
-            <w:vAlign w:val="center"/>
-          </w:tcPr>
-          <w:p>
-            <w:r>
-              <w:rPr>
-                <w:rFonts w:ascii="Times New Roman" w:hAnsi="Times New Roman"/>
-                <w:sz w:val="16"/>
-              </w:rPr>
-              <w:t xml:space="preserve"/>
-            </w:r>
-          </w:p>
-        </w:tc>
-        <w:tc>
-          <w:tcPr>
-            <w:tcW w:w="709" w:type="dxa"/>
-            <w:tcBorders>
-              <w:top w:val="single" w:sz="4" w:space="0" w:color="auto"/>
-              <w:left w:val="single" w:sz="4" w:space="0" w:color="auto"/>
-              <w:bottom w:val="single" w:sz="4" w:space="0" w:color="auto"/>
-              <w:right w:val="single" w:sz="4" w:space="0" w:color="auto"/>
-            </w:tcBorders>
-            <w:shd w:val="clear" w:color="auto" w:fill="auto"/>
-            <w:vAlign w:val="center"/>
-          </w:tcPr>
-          <w:p>
-            <w:r>
-              <w:rPr>
-                <w:rFonts w:ascii="Times New Roman" w:hAnsi="Times New Roman"/>
-                <w:sz w:val="16"/>
-              </w:rPr>
-              <w:t xml:space="preserve"/>
-            </w:r>
-          </w:p>
-        </w:tc>
-        <w:tc>
-          <w:tcPr>
-            <w:tcW w:w="2122" w:type="dxa"/>
-            <w:tcBorders>
-              <w:top w:val="single" w:sz="4" w:space="0" w:color="auto"/>
-              <w:left w:val="single" w:sz="4" w:space="0" w:color="auto"/>
-              <w:bottom w:val="single" w:sz="4" w:space="0" w:color="auto"/>
-              <w:right w:val="single" w:sz="4" w:space="0" w:color="auto"/>
-            </w:tcBorders>
-            <w:shd w:val="clear" w:color="auto" w:fill="auto"/>
-            <w:vAlign w:val="bottom"/>
-          </w:tcPr>
-          <w:p>
-            <w:r>
-              <w:rPr>
-                <w:rFonts w:ascii="Times New Roman" w:hAnsi="Times New Roman"/>
-                <w:sz w:val="16"/>
-              </w:rPr>
-              <w:t xml:space="preserve">ШМЕЛЕВА ЕКАТЕРИНА АЛЕКСЕЕВНА</w:t>
-            </w:r>
-          </w:p>
-        </w:tc>
-        <w:tc>
-          <w:tcPr>
-            <w:tcW w:w="567" w:type="dxa"/>
-            <w:tcBorders>
-              <w:top w:val="single" w:sz="4" w:space="0" w:color="auto"/>
-              <w:left w:val="single" w:sz="4" w:space="0" w:color="auto"/>
-              <w:bottom w:val="single" w:sz="4" w:space="0" w:color="auto"/>
-              <w:right w:val="single" w:sz="4" w:space="0" w:color="auto"/>
-            </w:tcBorders>
-            <w:shd w:val="clear" w:color="auto" w:fill="auto"/>
-            <w:vAlign w:val="center"/>
-          </w:tcPr>
-          <w:p>
-            <w:r>
-              <w:rPr>
-                <w:rFonts w:ascii="Times New Roman" w:hAnsi="Times New Roman"/>
-                <w:sz w:val="16"/>
-              </w:rPr>
-              <w:t xml:space="preserve"/>
-            </w:r>
-          </w:p>
-        </w:tc>
-        <w:tc>
-          <w:tcPr>
-            <w:tcW w:w="567" w:type="dxa"/>
-            <w:tcBorders>
-              <w:top w:val="single" w:sz="4" w:space="0" w:color="auto"/>
-              <w:left w:val="single" w:sz="4" w:space="0" w:color="auto"/>
-              <w:bottom w:val="single" w:sz="4" w:space="0" w:color="auto"/>
-              <w:right w:val="single" w:sz="4" w:space="0" w:color="auto"/>
-            </w:tcBorders>
-            <w:shd w:val="clear" w:color="auto" w:fill="auto"/>
-            <w:vAlign w:val="center"/>
-          </w:tcPr>
-          <w:p>
-            <w:r>
-              <w:rPr>
-                <w:rFonts w:ascii="Times New Roman" w:hAnsi="Times New Roman"/>
-                <w:sz w:val="16"/>
-              </w:rPr>
-              <w:t xml:space="preserve"/>
-            </w:r>
-          </w:p>
-        </w:tc>
-        <w:tc>
-          <w:tcPr>
-            <w:tcW w:w="567" w:type="dxa"/>
-            <w:tcBorders>
-              <w:top w:val="single" w:sz="4" w:space="0" w:color="auto"/>
-              <w:left w:val="single" w:sz="4" w:space="0" w:color="auto"/>
-              <w:bottom w:val="single" w:sz="4" w:space="0" w:color="auto"/>
-              <w:right w:val="single" w:sz="4" w:space="0" w:color="auto"/>
-            </w:tcBorders>
-            <w:shd w:val="clear" w:color="auto" w:fill="auto"/>
-            <w:vAlign w:val="center"/>
-          </w:tcPr>
-          <w:p>
-            <w:r>
-              <w:rPr>
-                <w:rFonts w:ascii="Times New Roman" w:hAnsi="Times New Roman"/>
-                <w:sz w:val="16"/>
-              </w:rPr>
-              <w:t xml:space="preserve"/>
-            </w:r>
-          </w:p>
-        </w:tc>
-        <w:tc>
-          <w:tcPr>
-            <w:tcW w:w="566" w:type="dxa"/>
-            <w:tcBorders>
-              <w:top w:val="single" w:sz="4" w:space="0" w:color="auto"/>
-              <w:left w:val="single" w:sz="4" w:space="0" w:color="auto"/>
-              <w:bottom w:val="single" w:sz="4" w:space="0" w:color="auto"/>
-              <w:right w:val="single" w:sz="4" w:space="0" w:color="auto"/>
-            </w:tcBorders>
-            <w:shd w:val="clear" w:color="auto" w:fill="auto"/>
-            <w:vAlign w:val="center"/>
-          </w:tcPr>
-          <w:p>
-            <w:r>
-              <w:rPr>
-                <w:rFonts w:ascii="Times New Roman" w:hAnsi="Times New Roman"/>
-                <w:sz w:val="16"/>
-              </w:rPr>
-              <w:t xml:space="preserve"/>
-            </w:r>
-          </w:p>
-        </w:tc>
-        <w:tc>
-          <w:tcPr>
-            <w:tcW w:w="568" w:type="dxa"/>
-            <w:tcBorders>
-              <w:top w:val="single" w:sz="4" w:space="0" w:color="auto"/>
-              <w:left w:val="single" w:sz="4" w:space="0" w:color="auto"/>
-              <w:bottom w:val="single" w:sz="4" w:space="0" w:color="auto"/>
-              <w:right w:val="single" w:sz="4" w:space="0" w:color="auto"/>
-            </w:tcBorders>
-            <w:shd w:val="clear" w:color="auto" w:fill="auto"/>
-            <w:vAlign w:val="center"/>
-          </w:tcPr>
-          <w:p>
-            <w:r>
-              <w:rPr>
-                <w:rFonts w:ascii="Times New Roman" w:hAnsi="Times New Roman"/>
-                <w:sz w:val="16"/>
-              </w:rPr>
-              <w:t xml:space="preserve"/>
-            </w:r>
-          </w:p>
-        </w:tc>
-        <w:tc>
-          <w:tcPr>
-            <w:tcW w:w="708" w:type="dxa"/>
-            <w:tcBorders>
-              <w:top w:val="single" w:sz="4" w:space="0" w:color="auto"/>
-              <w:left w:val="single" w:sz="4" w:space="0" w:color="auto"/>
-              <w:bottom w:val="single" w:sz="4" w:space="0" w:color="auto"/>
-              <w:right w:val="single" w:sz="4" w:space="0" w:color="auto"/>
-            </w:tcBorders>
-            <w:shd w:val="clear" w:color="auto" w:fill="auto"/>
-            <w:vAlign w:val="center"/>
-          </w:tcPr>
-          <w:p>
-            <w:r>
-              <w:rPr>
-                <w:rFonts w:ascii="Times New Roman" w:hAnsi="Times New Roman"/>
-                <w:sz w:val="16"/>
-              </w:rPr>
-              <w:t xml:space="preserve"/>
-            </w:r>
-          </w:p>
-        </w:tc>
-        <w:tc>
-          <w:tcPr>
-            <w:tcW w:w="709" w:type="dxa"/>
-            <w:tcBorders>
-              <w:top w:val="single" w:sz="4" w:space="0" w:color="auto"/>
-              <w:left w:val="single" w:sz="4" w:space="0" w:color="auto"/>
-              <w:bottom w:val="single" w:sz="4" w:space="0" w:color="auto"/>
-              <w:right w:val="single" w:sz="4" w:space="0" w:color="auto"/>
-            </w:tcBorders>
-            <w:shd w:val="clear" w:color="auto" w:fill="auto"/>
-            <w:vAlign w:val="center"/>
-          </w:tcPr>
-          <w:p>
-            <w:r>
-              <w:rPr>
-                <w:rFonts w:ascii="Times New Roman" w:hAnsi="Times New Roman"/>
-                <w:sz w:val="16"/>
-              </w:rPr>
-              <w:t xml:space="preserve"/>
-            </w:r>
-          </w:p>
-        </w:tc>
-        <w:tc>
-          <w:tcPr>
-            <w:tcW w:w="567" w:type="dxa"/>
-            <w:tcBorders>
-              <w:top w:val="single" w:sz="4" w:space="0" w:color="auto"/>
-              <w:left w:val="single" w:sz="4" w:space="0" w:color="auto"/>
-              <w:bottom w:val="single" w:sz="4" w:space="0" w:color="auto"/>
-              <w:right w:val="single" w:sz="4" w:space="0" w:color="auto"/>
-            </w:tcBorders>
-            <w:shd w:val="clear" w:color="auto" w:fill="auto"/>
-            <w:vAlign w:val="center"/>
-          </w:tcPr>
-          <w:p>
-            <w:r>
-              <w:rPr>
-                <w:rFonts w:ascii="Times New Roman" w:hAnsi="Times New Roman"/>
-                <w:sz w:val="16"/>
-              </w:rPr>
-              <w:t xml:space="preserve"/>
-            </w:r>
-          </w:p>
-        </w:tc>
-        <w:tc>
-          <w:tcPr>
-            <w:tcW w:w="709" w:type="dxa"/>
-            <w:tcBorders>
-              <w:top w:val="single" w:sz="4" w:space="0" w:color="auto"/>
-              <w:left w:val="single" w:sz="4" w:space="0" w:color="auto"/>
-              <w:bottom w:val="single" w:sz="4" w:space="0" w:color="auto"/>
-              <w:right w:val="single" w:sz="4" w:space="0" w:color="auto"/>
-            </w:tcBorders>
-            <w:shd w:val="clear" w:color="auto" w:fill="auto"/>
-            <w:vAlign w:val="center"/>
-          </w:tcPr>
-          <w:p>
-            <w:r>
-              <w:rPr>
-                <w:rFonts w:ascii="Times New Roman" w:hAnsi="Times New Roman"/>
-                <w:sz w:val="16"/>
-              </w:rPr>
-              <w:t xml:space="preserve"/>
+              <w:t xml:space="preserve">2.33</w:t>
             </w:r>
           </w:p>
         </w:tc>
@@ -8103,9 +5079,9 @@
               <w:br/>
               <w:t/>
               <w:br/>
-              <w:t xml:space="preserve">А, А- ___1___</w:t>
+              <w:t xml:space="preserve">А, А- ___3___</w:t>
               <w:br/>
-              <w:t xml:space="preserve">В+, В, В-, С+ ___0___</w:t>
+              <w:t xml:space="preserve">В+, В, В-, С+ ___7___</w:t>
               <w:br/>
               <w:t xml:space="preserve">С, С- D+, D ___0___</w:t>
               <w:br/>
